--- a/Presupuesto_2027_Pagina_Web_Poliforum_Leon.docx
+++ b/Presupuesto_2027_Pagina_Web_Poliforum_Leon.docx
@@ -1887,7 +1887,7 @@
             </w:tcMar>
           </w:tcPr>
           <w:p>
-            <w:hyperlink w:history="1" r:id="rIddxjzmif67bk5djjwm1dcw">
+            <w:hyperlink w:history="1" r:id="rIdo4d57cyaeygc4lgg3xyzy">
               <w:r>
                 <w:rPr>
                   <w:rFonts w:ascii="Arial" w:cs="Arial" w:eastAsia="Arial" w:hAnsi="Arial"/>
@@ -2030,7 +2030,7 @@
             </w:tcMar>
           </w:tcPr>
           <w:p>
-            <w:hyperlink w:history="1" r:id="rId0kb7x5nxdth6k4vgh49pl">
+            <w:hyperlink w:history="1" r:id="rIdq2mli-z8sx5-0rhdvs_ur">
               <w:r>
                 <w:rPr>
                   <w:rFonts w:ascii="Arial" w:cs="Arial" w:eastAsia="Arial" w:hAnsi="Arial"/>
@@ -2173,7 +2173,7 @@
             </w:tcMar>
           </w:tcPr>
           <w:p>
-            <w:hyperlink w:history="1" r:id="rIdyl1vzimjvchezf1w5dhdk">
+            <w:hyperlink w:history="1" r:id="rIdtnqfrkivu1lkcj3nkluym">
               <w:r>
                 <w:rPr>
                   <w:rFonts w:ascii="Arial" w:cs="Arial" w:eastAsia="Arial" w:hAnsi="Arial"/>
@@ -2316,7 +2316,7 @@
             </w:tcMar>
           </w:tcPr>
           <w:p>
-            <w:hyperlink w:history="1" r:id="rIdtsgsyc_pgzvcaes_j2cmm">
+            <w:hyperlink w:history="1" r:id="rIdvyofcvhretvc3qo0xxuwt">
               <w:r>
                 <w:rPr>
                   <w:rFonts w:ascii="Arial" w:cs="Arial" w:eastAsia="Arial" w:hAnsi="Arial"/>
@@ -2459,7 +2459,7 @@
             </w:tcMar>
           </w:tcPr>
           <w:p>
-            <w:hyperlink w:history="1" r:id="rIdxcel4jyzwgtkvu6fkusfk">
+            <w:hyperlink w:history="1" r:id="rIdqueynz1ic4yprztfcddso">
               <w:r>
                 <w:rPr>
                   <w:rFonts w:ascii="Arial" w:cs="Arial" w:eastAsia="Arial" w:hAnsi="Arial"/>
@@ -6014,7 +6014,7 @@
         </w:numPr>
         <w:spacing w:after="60"/>
       </w:pPr>
-      <w:hyperlink w:history="1" r:id="rIdflr_0gl9_mhmgiv3ri8oa">
+      <w:hyperlink w:history="1" r:id="rIdxdpigvhveielpqdgw0o7l">
         <w:r>
           <w:rPr>
             <w:rFonts w:ascii="Arial" w:cs="Arial" w:eastAsia="Arial" w:hAnsi="Arial"/>
@@ -6036,7 +6036,7 @@
         </w:numPr>
         <w:spacing w:after="60"/>
       </w:pPr>
-      <w:hyperlink w:history="1" r:id="rIdlhmqugt1qx4ehg8zp8x6f">
+      <w:hyperlink w:history="1" r:id="rIdvfuuvg5qirqyx0bpjnad2">
         <w:r>
           <w:rPr>
             <w:rFonts w:ascii="Arial" w:cs="Arial" w:eastAsia="Arial" w:hAnsi="Arial"/>
@@ -6058,7 +6058,7 @@
         </w:numPr>
         <w:spacing w:after="60"/>
       </w:pPr>
-      <w:hyperlink w:history="1" r:id="rId0fxldhprnxo9md0o5xmf5">
+      <w:hyperlink w:history="1" r:id="rIdmdpksodvc7lmfixrcas_h">
         <w:r>
           <w:rPr>
             <w:rFonts w:ascii="Arial" w:cs="Arial" w:eastAsia="Arial" w:hAnsi="Arial"/>
@@ -6080,7 +6080,7 @@
         </w:numPr>
         <w:spacing w:after="60"/>
       </w:pPr>
-      <w:hyperlink w:history="1" r:id="rIdf3ry3wovwkhjbvic1kd35">
+      <w:hyperlink w:history="1" r:id="rId9mn3i7uv3gvnxitwgelmu">
         <w:r>
           <w:rPr>
             <w:rFonts w:ascii="Arial" w:cs="Arial" w:eastAsia="Arial" w:hAnsi="Arial"/>
@@ -6102,7 +6102,7 @@
         </w:numPr>
         <w:spacing w:after="60"/>
       </w:pPr>
-      <w:hyperlink w:history="1" r:id="rId0domy8iif1btgs5igks4t">
+      <w:hyperlink w:history="1" r:id="rIdew_0rbmy92acbsn5r-kqq">
         <w:r>
           <w:rPr>
             <w:rFonts w:ascii="Arial" w:cs="Arial" w:eastAsia="Arial" w:hAnsi="Arial"/>
@@ -6124,7 +6124,7 @@
         </w:numPr>
         <w:spacing w:after="60"/>
       </w:pPr>
-      <w:hyperlink w:history="1" r:id="rIdfx44gshxrkdkhssraovzs">
+      <w:hyperlink w:history="1" r:id="rIdf27soql9fhoty77grbafx">
         <w:r>
           <w:rPr>
             <w:rFonts w:ascii="Arial" w:cs="Arial" w:eastAsia="Arial" w:hAnsi="Arial"/>
@@ -6146,7 +6146,7 @@
         </w:numPr>
         <w:spacing w:after="60"/>
       </w:pPr>
-      <w:hyperlink w:history="1" r:id="rIdqmtl3mirb8edv8sito2or">
+      <w:hyperlink w:history="1" r:id="rIdce4va4gk2cy8nbzoyjvkl">
         <w:r>
           <w:rPr>
             <w:rFonts w:ascii="Arial" w:cs="Arial" w:eastAsia="Arial" w:hAnsi="Arial"/>
@@ -6168,7 +6168,7 @@
         </w:numPr>
         <w:spacing w:after="60"/>
       </w:pPr>
-      <w:hyperlink w:history="1" r:id="rIdzxtohkxt9o22qlodxzuah">
+      <w:hyperlink w:history="1" r:id="rIdv7tacaue1pbwfvpatey7j">
         <w:r>
           <w:rPr>
             <w:rFonts w:ascii="Arial" w:cs="Arial" w:eastAsia="Arial" w:hAnsi="Arial"/>
@@ -6190,7 +6190,7 @@
         </w:numPr>
         <w:spacing w:after="60"/>
       </w:pPr>
-      <w:hyperlink w:history="1" r:id="rId7bjbgb1wv5d7or04r2bza">
+      <w:hyperlink w:history="1" r:id="rIdd9l28fop3jdrb1rk-qv93">
         <w:r>
           <w:rPr>
             <w:rFonts w:ascii="Arial" w:cs="Arial" w:eastAsia="Arial" w:hAnsi="Arial"/>

--- a/Presupuesto_2027_Pagina_Web_Poliforum_Leon.docx
+++ b/Presupuesto_2027_Pagina_Web_Poliforum_Leon.docx
@@ -90,7 +90,7 @@
           <w:sz w:val="26"/>
           <w:szCs w:val="26"/>
         </w:rPr>
-        <w:t xml:space="preserve">La nueva web encendida, segura y con asistente, y las herramientas para llenarla de contenido.</w:t>
+        <w:t xml:space="preserve">Primero lo esencial para que la web funcione; después las herramientas de diseño y contenido.</w:t>
       </w:r>
     </w:p>
     <w:p>
@@ -275,7 +275,7 @@
                 <w:sz w:val="19"/>
                 <w:szCs w:val="19"/>
               </w:rPr>
-              <w:t xml:space="preserve">A · Infraestructura y asistente (cotización)</w:t>
+              <w:t xml:space="preserve">1 · Lo esencial: servidor, chatbot, seguridad y dominio</w:t>
             </w:r>
           </w:p>
         </w:tc>
@@ -303,7 +303,7 @@
                 <w:sz w:val="19"/>
                 <w:szCs w:val="19"/>
               </w:rPr>
-              <w:t xml:space="preserve">$13,559</w:t>
+              <w:t xml:space="preserve">$11,813</w:t>
             </w:r>
           </w:p>
         </w:tc>
@@ -331,7 +331,7 @@
                 <w:sz w:val="19"/>
                 <w:szCs w:val="19"/>
               </w:rPr>
-              <w:t xml:space="preserve">$11,123</w:t>
+              <w:t xml:space="preserve">$9,377</w:t>
             </w:r>
           </w:p>
         </w:tc>
@@ -364,7 +364,7 @@
                 <w:sz w:val="19"/>
                 <w:szCs w:val="19"/>
               </w:rPr>
-              <w:t xml:space="preserve">B · Contenido del sitio</w:t>
+              <w:t xml:space="preserve">2 · Diseño y contenido: Claude, Magnific, Illustrator, Canva y CapCut</w:t>
             </w:r>
           </w:p>
         </w:tc>
@@ -392,7 +392,7 @@
                 <w:sz w:val="19"/>
                 <w:szCs w:val="19"/>
               </w:rPr>
-              <w:t xml:space="preserve">$29,381</w:t>
+              <w:t xml:space="preserve">$25,700</w:t>
             </w:r>
           </w:p>
         </w:tc>
@@ -420,7 +420,7 @@
                 <w:sz w:val="19"/>
                 <w:szCs w:val="19"/>
               </w:rPr>
-              <w:t xml:space="preserve">$29,981</w:t>
+              <w:t xml:space="preserve">$26,300</w:t>
             </w:r>
           </w:p>
         </w:tc>
@@ -481,7 +481,7 @@
                 <w:sz w:val="19"/>
                 <w:szCs w:val="19"/>
               </w:rPr>
-              <w:t xml:space="preserve">$42,940</w:t>
+              <w:t xml:space="preserve">$37,513</w:t>
             </w:r>
           </w:p>
         </w:tc>
@@ -509,7 +509,7 @@
                 <w:sz w:val="19"/>
                 <w:szCs w:val="19"/>
               </w:rPr>
-              <w:t xml:space="preserve">$41,104</w:t>
+              <w:t xml:space="preserve">$35,677</w:t>
             </w:r>
           </w:p>
         </w:tc>
@@ -573,7 +573,7 @@
           <w:sz w:val="32"/>
           <w:szCs w:val="32"/>
         </w:rPr>
-        <w:t xml:space="preserve">1. Parte A · Cotización de la web</w:t>
+        <w:t xml:space="preserve">1. Lo esencial de la web</w:t>
       </w:r>
     </w:p>
     <w:p>
@@ -587,7 +587,7 @@
           <w:sz w:val="22"/>
           <w:szCs w:val="22"/>
         </w:rPr>
-        <w:t xml:space="preserve">Lo que se paga para que la web esté encendida, segura y con un asistente que responde a los clientes las 24 horas. No incluye agencia: la web ya está hecha.</w:t>
+        <w:t xml:space="preserve">Lo mínimo para que la web esté encendida, segura y con un chatbot que atiende a los clientes las 24 horas. No incluye agencia: la web ya está hecha.</w:t>
       </w:r>
     </w:p>
     <w:tbl>
@@ -692,7 +692,7 @@
                 <w:sz w:val="19"/>
                 <w:szCs w:val="19"/>
               </w:rPr>
-              <w:t xml:space="preserve">Año 1</w:t>
+              <w:t xml:space="preserve">Al año</w:t>
             </w:r>
           </w:p>
         </w:tc>
@@ -870,7 +870,7 @@
                 <w:sz w:val="19"/>
                 <w:szCs w:val="19"/>
               </w:rPr>
-              <w:t xml:space="preserve">Asistente virtual · Claude de Anthropic</w:t>
+              <w:t xml:space="preserve">Chatbot · Claude de Anthropic (modelo económico)</w:t>
             </w:r>
           </w:p>
         </w:tc>
@@ -898,7 +898,7 @@
                 <w:sz w:val="19"/>
                 <w:szCs w:val="19"/>
               </w:rPr>
-              <w:t xml:space="preserve">Chat que responde a los clientes; con límite de gasto</w:t>
+              <w:t xml:space="preserve">Responde a los clientes al momento; con límite de gasto</w:t>
             </w:r>
           </w:p>
         </w:tc>
@@ -926,7 +926,7 @@
                 <w:sz w:val="19"/>
                 <w:szCs w:val="19"/>
               </w:rPr>
-              <w:t xml:space="preserve">$3,493</w:t>
+              <w:t xml:space="preserve">$1,747</w:t>
             </w:r>
           </w:p>
         </w:tc>
@@ -954,7 +954,7 @@
                 <w:sz w:val="19"/>
                 <w:szCs w:val="19"/>
               </w:rPr>
-              <w:t xml:space="preserve">$3,493</w:t>
+              <w:t xml:space="preserve">$1,747</w:t>
             </w:r>
           </w:p>
         </w:tc>
@@ -1455,7 +1455,7 @@
                 <w:sz w:val="19"/>
                 <w:szCs w:val="19"/>
               </w:rPr>
-              <w:t xml:space="preserve">Total Parte A</w:t>
+              <w:t xml:space="preserve">Total lo esencial</w:t>
             </w:r>
           </w:p>
         </w:tc>
@@ -1511,7 +1511,7 @@
                 <w:sz w:val="19"/>
                 <w:szCs w:val="19"/>
               </w:rPr>
-              <w:t xml:space="preserve">$13,559</w:t>
+              <w:t xml:space="preserve">$11,813</w:t>
             </w:r>
           </w:p>
         </w:tc>
@@ -1539,7 +1539,7 @@
                 <w:sz w:val="19"/>
                 <w:szCs w:val="19"/>
               </w:rPr>
-              <w:t xml:space="preserve">$11,123</w:t>
+              <w:t xml:space="preserve">$9,377</w:t>
             </w:r>
           </w:p>
         </w:tc>
@@ -1558,7 +1558,694 @@
           <w:sz w:val="19"/>
           <w:szCs w:val="19"/>
         </w:rPr>
-        <w:t xml:space="preserve">Cotización al 9 de octubre de 2026 ($18.20 por dólar), convertida a pago anual con 16% de IVA. Sin IVA: $11,689 el año 1 y $9,589 los siguientes. El asistente cobra por conversación (~3,240 al año con el tráfico actual) y tiene límite de gasto. La cotización no incluye sesión de fotos ni herramientas de diseño o de IA del equipo: eso es la Parte B.</w:t>
+        <w:t xml:space="preserve">Precios de la cotización ($18.20 por dólar) con 16% de IVA. Al mes, lo esencial sale en unos $782 con IVA ($674 sin IVA).</w:t>
+      </w:r>
+    </w:p>
+    <w:p>
+      <w:pPr>
+        <w:pStyle w:val="Heading2"/>
+        <w:spacing w:after="80" w:before="200"/>
+      </w:pPr>
+      <w:r>
+        <w:rPr>
+          <w:rFonts w:ascii="Arial" w:cs="Arial" w:eastAsia="Arial" w:hAnsi="Arial"/>
+          <w:b/>
+          <w:bCs/>
+          <w:color w:val="175772"/>
+          <w:sz w:val="26"/>
+          <w:szCs w:val="26"/>
+        </w:rPr>
+        <w:t xml:space="preserve">¿Cuánto cuesta el chatbot al mes?</w:t>
+      </w:r>
+    </w:p>
+    <w:p>
+      <w:pPr>
+        <w:spacing w:after="120" w:before="0"/>
+      </w:pPr>
+      <w:r>
+        <w:rPr>
+          <w:rFonts w:ascii="Arial" w:cs="Arial" w:eastAsia="Arial" w:hAnsi="Arial"/>
+          <w:color w:val="0E3A4E"/>
+          <w:sz w:val="22"/>
+          <w:szCs w:val="22"/>
+        </w:rPr>
+        <w:t xml:space="preserve">El chatbot cobra por conversación, no por visita: de cada 100 personas que entran a la web, unas 3 platican con él. Con el modelo económico (Claude Haiku) el costo baja a la mitad que con el modelo estándar.</w:t>
+      </w:r>
+    </w:p>
+    <w:tbl>
+      <w:tblPr>
+        <w:tblW w:type="dxa" w:w="9360"/>
+        <w:tblBorders>
+          <w:top w:val="single" w:color="auto" w:sz="4"/>
+          <w:left w:val="single" w:color="auto" w:sz="4"/>
+          <w:bottom w:val="single" w:color="auto" w:sz="4"/>
+          <w:right w:val="single" w:color="auto" w:sz="4"/>
+          <w:insideH w:val="single" w:color="auto" w:sz="4"/>
+          <w:insideV w:val="single" w:color="auto" w:sz="4"/>
+        </w:tblBorders>
+      </w:tblPr>
+      <w:tblGrid>
+        <w:gridCol w:w="2600"/>
+        <w:gridCol w:w="2000"/>
+        <w:gridCol w:w="2380"/>
+        <w:gridCol w:w="2380"/>
+      </w:tblGrid>
+      <w:tr>
+        <w:trPr>
+          <w:tblHeader/>
+        </w:trPr>
+        <w:tc>
+          <w:tcPr>
+            <w:tcW w:type="dxa" w:w="2600"/>
+            <w:shd w:fill="DCE6EB" w:color="auto" w:val="clear"/>
+            <w:tcMar>
+              <w:top w:type="dxa" w:w="70"/>
+              <w:left w:type="dxa" w:w="100"/>
+              <w:bottom w:type="dxa" w:w="70"/>
+              <w:right w:type="dxa" w:w="100"/>
+            </w:tcMar>
+          </w:tcPr>
+          <w:p>
+            <w:pPr>
+              <w:jc w:val="left"/>
+            </w:pPr>
+            <w:r>
+              <w:rPr>
+                <w:rFonts w:ascii="Arial" w:cs="Arial" w:eastAsia="Arial" w:hAnsi="Arial"/>
+                <w:b/>
+                <w:bCs/>
+                <w:color w:val="0E3A4E"/>
+                <w:sz w:val="19"/>
+                <w:szCs w:val="19"/>
+              </w:rPr>
+              <w:t xml:space="preserve">Personas al mes en la web</w:t>
+            </w:r>
+          </w:p>
+        </w:tc>
+        <w:tc>
+          <w:tcPr>
+            <w:tcW w:type="dxa" w:w="2000"/>
+            <w:shd w:fill="DCE6EB" w:color="auto" w:val="clear"/>
+            <w:tcMar>
+              <w:top w:type="dxa" w:w="70"/>
+              <w:left w:type="dxa" w:w="100"/>
+              <w:bottom w:type="dxa" w:w="70"/>
+              <w:right w:type="dxa" w:w="100"/>
+            </w:tcMar>
+          </w:tcPr>
+          <w:p>
+            <w:pPr>
+              <w:jc w:val="left"/>
+            </w:pPr>
+            <w:r>
+              <w:rPr>
+                <w:rFonts w:ascii="Arial" w:cs="Arial" w:eastAsia="Arial" w:hAnsi="Arial"/>
+                <w:b/>
+                <w:bCs/>
+                <w:color w:val="0E3A4E"/>
+                <w:sz w:val="19"/>
+                <w:szCs w:val="19"/>
+              </w:rPr>
+              <w:t xml:space="preserve">Conversaciones</w:t>
+            </w:r>
+          </w:p>
+        </w:tc>
+        <w:tc>
+          <w:tcPr>
+            <w:tcW w:type="dxa" w:w="2380"/>
+            <w:shd w:fill="DCE6EB" w:color="auto" w:val="clear"/>
+            <w:tcMar>
+              <w:top w:type="dxa" w:w="70"/>
+              <w:left w:type="dxa" w:w="100"/>
+              <w:bottom w:type="dxa" w:w="70"/>
+              <w:right w:type="dxa" w:w="100"/>
+            </w:tcMar>
+          </w:tcPr>
+          <w:p>
+            <w:pPr>
+              <w:jc w:val="right"/>
+            </w:pPr>
+            <w:r>
+              <w:rPr>
+                <w:rFonts w:ascii="Arial" w:cs="Arial" w:eastAsia="Arial" w:hAnsi="Arial"/>
+                <w:b/>
+                <w:bCs/>
+                <w:color w:val="0E3A4E"/>
+                <w:sz w:val="19"/>
+                <w:szCs w:val="19"/>
+              </w:rPr>
+              <w:t xml:space="preserve">Modelo económico (en presupuesto)</w:t>
+            </w:r>
+          </w:p>
+        </w:tc>
+        <w:tc>
+          <w:tcPr>
+            <w:tcW w:type="dxa" w:w="2380"/>
+            <w:shd w:fill="DCE6EB" w:color="auto" w:val="clear"/>
+            <w:tcMar>
+              <w:top w:type="dxa" w:w="70"/>
+              <w:left w:type="dxa" w:w="100"/>
+              <w:bottom w:type="dxa" w:w="70"/>
+              <w:right w:type="dxa" w:w="100"/>
+            </w:tcMar>
+          </w:tcPr>
+          <w:p>
+            <w:pPr>
+              <w:jc w:val="right"/>
+            </w:pPr>
+            <w:r>
+              <w:rPr>
+                <w:rFonts w:ascii="Arial" w:cs="Arial" w:eastAsia="Arial" w:hAnsi="Arial"/>
+                <w:b/>
+                <w:bCs/>
+                <w:color w:val="0E3A4E"/>
+                <w:sz w:val="19"/>
+                <w:szCs w:val="19"/>
+              </w:rPr>
+              <w:t xml:space="preserve">Modelo estándar</w:t>
+            </w:r>
+          </w:p>
+        </w:tc>
+      </w:tr>
+      <w:tr>
+        <w:trPr>
+          <w:tblHeader w:val="false"/>
+        </w:trPr>
+        <w:tc>
+          <w:tcPr>
+            <w:tcW w:type="dxa" w:w="2600"/>
+            <w:shd w:fill="F6F9FA" w:color="auto" w:val="clear"/>
+            <w:tcMar>
+              <w:top w:type="dxa" w:w="70"/>
+              <w:left w:type="dxa" w:w="100"/>
+              <w:bottom w:type="dxa" w:w="70"/>
+              <w:right w:type="dxa" w:w="100"/>
+            </w:tcMar>
+          </w:tcPr>
+          <w:p>
+            <w:pPr>
+              <w:jc w:val="left"/>
+            </w:pPr>
+            <w:r>
+              <w:rPr>
+                <w:rFonts w:ascii="Arial" w:cs="Arial" w:eastAsia="Arial" w:hAnsi="Arial"/>
+                <w:b w:val="false"/>
+                <w:bCs w:val="false"/>
+                <w:color w:val="0E3A4E"/>
+                <w:sz w:val="19"/>
+                <w:szCs w:val="19"/>
+              </w:rPr>
+              <w:t xml:space="preserve">5,000</w:t>
+            </w:r>
+          </w:p>
+        </w:tc>
+        <w:tc>
+          <w:tcPr>
+            <w:tcW w:type="dxa" w:w="2000"/>
+            <w:shd w:fill="F6F9FA" w:color="auto" w:val="clear"/>
+            <w:tcMar>
+              <w:top w:type="dxa" w:w="70"/>
+              <w:left w:type="dxa" w:w="100"/>
+              <w:bottom w:type="dxa" w:w="70"/>
+              <w:right w:type="dxa" w:w="100"/>
+            </w:tcMar>
+          </w:tcPr>
+          <w:p>
+            <w:pPr>
+              <w:jc w:val="left"/>
+            </w:pPr>
+            <w:r>
+              <w:rPr>
+                <w:rFonts w:ascii="Arial" w:cs="Arial" w:eastAsia="Arial" w:hAnsi="Arial"/>
+                <w:b w:val="false"/>
+                <w:bCs w:val="false"/>
+                <w:color w:val="0E3A4E"/>
+                <w:sz w:val="19"/>
+                <w:szCs w:val="19"/>
+              </w:rPr>
+              <w:t xml:space="preserve">150</w:t>
+            </w:r>
+          </w:p>
+        </w:tc>
+        <w:tc>
+          <w:tcPr>
+            <w:tcW w:type="dxa" w:w="2380"/>
+            <w:shd w:fill="F6F9FA" w:color="auto" w:val="clear"/>
+            <w:tcMar>
+              <w:top w:type="dxa" w:w="70"/>
+              <w:left w:type="dxa" w:w="100"/>
+              <w:bottom w:type="dxa" w:w="70"/>
+              <w:right w:type="dxa" w:w="100"/>
+            </w:tcMar>
+          </w:tcPr>
+          <w:p>
+            <w:pPr>
+              <w:jc w:val="right"/>
+            </w:pPr>
+            <w:r>
+              <w:rPr>
+                <w:rFonts w:ascii="Arial" w:cs="Arial" w:eastAsia="Arial" w:hAnsi="Arial"/>
+                <w:b/>
+                <w:bCs/>
+                <w:color w:val="0E3A4E"/>
+                <w:sz w:val="19"/>
+                <w:szCs w:val="19"/>
+              </w:rPr>
+              <w:t xml:space="preserve">~$70</w:t>
+            </w:r>
+          </w:p>
+        </w:tc>
+        <w:tc>
+          <w:tcPr>
+            <w:tcW w:type="dxa" w:w="2380"/>
+            <w:shd w:fill="F6F9FA" w:color="auto" w:val="clear"/>
+            <w:tcMar>
+              <w:top w:type="dxa" w:w="70"/>
+              <w:left w:type="dxa" w:w="100"/>
+              <w:bottom w:type="dxa" w:w="70"/>
+              <w:right w:type="dxa" w:w="100"/>
+            </w:tcMar>
+          </w:tcPr>
+          <w:p>
+            <w:pPr>
+              <w:jc w:val="right"/>
+            </w:pPr>
+            <w:r>
+              <w:rPr>
+                <w:rFonts w:ascii="Arial" w:cs="Arial" w:eastAsia="Arial" w:hAnsi="Arial"/>
+                <w:b w:val="false"/>
+                <w:bCs w:val="false"/>
+                <w:color w:val="0E3A4E"/>
+                <w:sz w:val="19"/>
+                <w:szCs w:val="19"/>
+              </w:rPr>
+              <w:t xml:space="preserve">$139</w:t>
+            </w:r>
+          </w:p>
+        </w:tc>
+      </w:tr>
+      <w:tr>
+        <w:trPr>
+          <w:tblHeader w:val="false"/>
+        </w:trPr>
+        <w:tc>
+          <w:tcPr>
+            <w:tcW w:type="dxa" w:w="2600"/>
+            <w:shd w:fill="FFFFFF" w:color="auto" w:val="clear"/>
+            <w:tcMar>
+              <w:top w:type="dxa" w:w="70"/>
+              <w:left w:type="dxa" w:w="100"/>
+              <w:bottom w:type="dxa" w:w="70"/>
+              <w:right w:type="dxa" w:w="100"/>
+            </w:tcMar>
+          </w:tcPr>
+          <w:p>
+            <w:pPr>
+              <w:jc w:val="left"/>
+            </w:pPr>
+            <w:r>
+              <w:rPr>
+                <w:rFonts w:ascii="Arial" w:cs="Arial" w:eastAsia="Arial" w:hAnsi="Arial"/>
+                <w:b w:val="false"/>
+                <w:bCs w:val="false"/>
+                <w:color w:val="0E3A4E"/>
+                <w:sz w:val="19"/>
+                <w:szCs w:val="19"/>
+              </w:rPr>
+              <w:t xml:space="preserve">9,000 (hoy)</w:t>
+            </w:r>
+          </w:p>
+        </w:tc>
+        <w:tc>
+          <w:tcPr>
+            <w:tcW w:type="dxa" w:w="2000"/>
+            <w:shd w:fill="FFFFFF" w:color="auto" w:val="clear"/>
+            <w:tcMar>
+              <w:top w:type="dxa" w:w="70"/>
+              <w:left w:type="dxa" w:w="100"/>
+              <w:bottom w:type="dxa" w:w="70"/>
+              <w:right w:type="dxa" w:w="100"/>
+            </w:tcMar>
+          </w:tcPr>
+          <w:p>
+            <w:pPr>
+              <w:jc w:val="left"/>
+            </w:pPr>
+            <w:r>
+              <w:rPr>
+                <w:rFonts w:ascii="Arial" w:cs="Arial" w:eastAsia="Arial" w:hAnsi="Arial"/>
+                <w:b w:val="false"/>
+                <w:bCs w:val="false"/>
+                <w:color w:val="0E3A4E"/>
+                <w:sz w:val="19"/>
+                <w:szCs w:val="19"/>
+              </w:rPr>
+              <w:t xml:space="preserve">270</w:t>
+            </w:r>
+          </w:p>
+        </w:tc>
+        <w:tc>
+          <w:tcPr>
+            <w:tcW w:type="dxa" w:w="2380"/>
+            <w:shd w:fill="FFFFFF" w:color="auto" w:val="clear"/>
+            <w:tcMar>
+              <w:top w:type="dxa" w:w="70"/>
+              <w:left w:type="dxa" w:w="100"/>
+              <w:bottom w:type="dxa" w:w="70"/>
+              <w:right w:type="dxa" w:w="100"/>
+            </w:tcMar>
+          </w:tcPr>
+          <w:p>
+            <w:pPr>
+              <w:jc w:val="right"/>
+            </w:pPr>
+            <w:r>
+              <w:rPr>
+                <w:rFonts w:ascii="Arial" w:cs="Arial" w:eastAsia="Arial" w:hAnsi="Arial"/>
+                <w:b/>
+                <w:bCs/>
+                <w:color w:val="0E3A4E"/>
+                <w:sz w:val="19"/>
+                <w:szCs w:val="19"/>
+              </w:rPr>
+              <w:t xml:space="preserve">~$126</w:t>
+            </w:r>
+          </w:p>
+        </w:tc>
+        <w:tc>
+          <w:tcPr>
+            <w:tcW w:type="dxa" w:w="2380"/>
+            <w:shd w:fill="FFFFFF" w:color="auto" w:val="clear"/>
+            <w:tcMar>
+              <w:top w:type="dxa" w:w="70"/>
+              <w:left w:type="dxa" w:w="100"/>
+              <w:bottom w:type="dxa" w:w="70"/>
+              <w:right w:type="dxa" w:w="100"/>
+            </w:tcMar>
+          </w:tcPr>
+          <w:p>
+            <w:pPr>
+              <w:jc w:val="right"/>
+            </w:pPr>
+            <w:r>
+              <w:rPr>
+                <w:rFonts w:ascii="Arial" w:cs="Arial" w:eastAsia="Arial" w:hAnsi="Arial"/>
+                <w:b w:val="false"/>
+                <w:bCs w:val="false"/>
+                <w:color w:val="0E3A4E"/>
+                <w:sz w:val="19"/>
+                <w:szCs w:val="19"/>
+              </w:rPr>
+              <w:t xml:space="preserve">$251</w:t>
+            </w:r>
+          </w:p>
+        </w:tc>
+      </w:tr>
+      <w:tr>
+        <w:trPr>
+          <w:tblHeader w:val="false"/>
+        </w:trPr>
+        <w:tc>
+          <w:tcPr>
+            <w:tcW w:type="dxa" w:w="2600"/>
+            <w:shd w:fill="F6F9FA" w:color="auto" w:val="clear"/>
+            <w:tcMar>
+              <w:top w:type="dxa" w:w="70"/>
+              <w:left w:type="dxa" w:w="100"/>
+              <w:bottom w:type="dxa" w:w="70"/>
+              <w:right w:type="dxa" w:w="100"/>
+            </w:tcMar>
+          </w:tcPr>
+          <w:p>
+            <w:pPr>
+              <w:jc w:val="left"/>
+            </w:pPr>
+            <w:r>
+              <w:rPr>
+                <w:rFonts w:ascii="Arial" w:cs="Arial" w:eastAsia="Arial" w:hAnsi="Arial"/>
+                <w:b w:val="false"/>
+                <w:bCs w:val="false"/>
+                <w:color w:val="0E3A4E"/>
+                <w:sz w:val="19"/>
+                <w:szCs w:val="19"/>
+              </w:rPr>
+              <w:t xml:space="preserve">20,000</w:t>
+            </w:r>
+          </w:p>
+        </w:tc>
+        <w:tc>
+          <w:tcPr>
+            <w:tcW w:type="dxa" w:w="2000"/>
+            <w:shd w:fill="F6F9FA" w:color="auto" w:val="clear"/>
+            <w:tcMar>
+              <w:top w:type="dxa" w:w="70"/>
+              <w:left w:type="dxa" w:w="100"/>
+              <w:bottom w:type="dxa" w:w="70"/>
+              <w:right w:type="dxa" w:w="100"/>
+            </w:tcMar>
+          </w:tcPr>
+          <w:p>
+            <w:pPr>
+              <w:jc w:val="left"/>
+            </w:pPr>
+            <w:r>
+              <w:rPr>
+                <w:rFonts w:ascii="Arial" w:cs="Arial" w:eastAsia="Arial" w:hAnsi="Arial"/>
+                <w:b w:val="false"/>
+                <w:bCs w:val="false"/>
+                <w:color w:val="0E3A4E"/>
+                <w:sz w:val="19"/>
+                <w:szCs w:val="19"/>
+              </w:rPr>
+              <w:t xml:space="preserve">600</w:t>
+            </w:r>
+          </w:p>
+        </w:tc>
+        <w:tc>
+          <w:tcPr>
+            <w:tcW w:type="dxa" w:w="2380"/>
+            <w:shd w:fill="F6F9FA" w:color="auto" w:val="clear"/>
+            <w:tcMar>
+              <w:top w:type="dxa" w:w="70"/>
+              <w:left w:type="dxa" w:w="100"/>
+              <w:bottom w:type="dxa" w:w="70"/>
+              <w:right w:type="dxa" w:w="100"/>
+            </w:tcMar>
+          </w:tcPr>
+          <w:p>
+            <w:pPr>
+              <w:jc w:val="right"/>
+            </w:pPr>
+            <w:r>
+              <w:rPr>
+                <w:rFonts w:ascii="Arial" w:cs="Arial" w:eastAsia="Arial" w:hAnsi="Arial"/>
+                <w:b/>
+                <w:bCs/>
+                <w:color w:val="0E3A4E"/>
+                <w:sz w:val="19"/>
+                <w:szCs w:val="19"/>
+              </w:rPr>
+              <w:t xml:space="preserve">~$279</w:t>
+            </w:r>
+          </w:p>
+        </w:tc>
+        <w:tc>
+          <w:tcPr>
+            <w:tcW w:type="dxa" w:w="2380"/>
+            <w:shd w:fill="F6F9FA" w:color="auto" w:val="clear"/>
+            <w:tcMar>
+              <w:top w:type="dxa" w:w="70"/>
+              <w:left w:type="dxa" w:w="100"/>
+              <w:bottom w:type="dxa" w:w="70"/>
+              <w:right w:type="dxa" w:w="100"/>
+            </w:tcMar>
+          </w:tcPr>
+          <w:p>
+            <w:pPr>
+              <w:jc w:val="right"/>
+            </w:pPr>
+            <w:r>
+              <w:rPr>
+                <w:rFonts w:ascii="Arial" w:cs="Arial" w:eastAsia="Arial" w:hAnsi="Arial"/>
+                <w:b w:val="false"/>
+                <w:bCs w:val="false"/>
+                <w:color w:val="0E3A4E"/>
+                <w:sz w:val="19"/>
+                <w:szCs w:val="19"/>
+              </w:rPr>
+              <w:t xml:space="preserve">$558</w:t>
+            </w:r>
+          </w:p>
+        </w:tc>
+      </w:tr>
+      <w:tr>
+        <w:trPr>
+          <w:tblHeader w:val="false"/>
+        </w:trPr>
+        <w:tc>
+          <w:tcPr>
+            <w:tcW w:type="dxa" w:w="2600"/>
+            <w:shd w:fill="FFFFFF" w:color="auto" w:val="clear"/>
+            <w:tcMar>
+              <w:top w:type="dxa" w:w="70"/>
+              <w:left w:type="dxa" w:w="100"/>
+              <w:bottom w:type="dxa" w:w="70"/>
+              <w:right w:type="dxa" w:w="100"/>
+            </w:tcMar>
+          </w:tcPr>
+          <w:p>
+            <w:pPr>
+              <w:jc w:val="left"/>
+            </w:pPr>
+            <w:r>
+              <w:rPr>
+                <w:rFonts w:ascii="Arial" w:cs="Arial" w:eastAsia="Arial" w:hAnsi="Arial"/>
+                <w:b w:val="false"/>
+                <w:bCs w:val="false"/>
+                <w:color w:val="0E3A4E"/>
+                <w:sz w:val="19"/>
+                <w:szCs w:val="19"/>
+              </w:rPr>
+              <w:t xml:space="preserve">40,000</w:t>
+            </w:r>
+          </w:p>
+        </w:tc>
+        <w:tc>
+          <w:tcPr>
+            <w:tcW w:type="dxa" w:w="2000"/>
+            <w:shd w:fill="FFFFFF" w:color="auto" w:val="clear"/>
+            <w:tcMar>
+              <w:top w:type="dxa" w:w="70"/>
+              <w:left w:type="dxa" w:w="100"/>
+              <w:bottom w:type="dxa" w:w="70"/>
+              <w:right w:type="dxa" w:w="100"/>
+            </w:tcMar>
+          </w:tcPr>
+          <w:p>
+            <w:pPr>
+              <w:jc w:val="left"/>
+            </w:pPr>
+            <w:r>
+              <w:rPr>
+                <w:rFonts w:ascii="Arial" w:cs="Arial" w:eastAsia="Arial" w:hAnsi="Arial"/>
+                <w:b w:val="false"/>
+                <w:bCs w:val="false"/>
+                <w:color w:val="0E3A4E"/>
+                <w:sz w:val="19"/>
+                <w:szCs w:val="19"/>
+              </w:rPr>
+              <w:t xml:space="preserve">1,200</w:t>
+            </w:r>
+          </w:p>
+        </w:tc>
+        <w:tc>
+          <w:tcPr>
+            <w:tcW w:type="dxa" w:w="2380"/>
+            <w:shd w:fill="FFFFFF" w:color="auto" w:val="clear"/>
+            <w:tcMar>
+              <w:top w:type="dxa" w:w="70"/>
+              <w:left w:type="dxa" w:w="100"/>
+              <w:bottom w:type="dxa" w:w="70"/>
+              <w:right w:type="dxa" w:w="100"/>
+            </w:tcMar>
+          </w:tcPr>
+          <w:p>
+            <w:pPr>
+              <w:jc w:val="right"/>
+            </w:pPr>
+            <w:r>
+              <w:rPr>
+                <w:rFonts w:ascii="Arial" w:cs="Arial" w:eastAsia="Arial" w:hAnsi="Arial"/>
+                <w:b/>
+                <w:bCs/>
+                <w:color w:val="0E3A4E"/>
+                <w:sz w:val="19"/>
+                <w:szCs w:val="19"/>
+              </w:rPr>
+              <w:t xml:space="preserve">~$558</w:t>
+            </w:r>
+          </w:p>
+        </w:tc>
+        <w:tc>
+          <w:tcPr>
+            <w:tcW w:type="dxa" w:w="2380"/>
+            <w:shd w:fill="FFFFFF" w:color="auto" w:val="clear"/>
+            <w:tcMar>
+              <w:top w:type="dxa" w:w="70"/>
+              <w:left w:type="dxa" w:w="100"/>
+              <w:bottom w:type="dxa" w:w="70"/>
+              <w:right w:type="dxa" w:w="100"/>
+            </w:tcMar>
+          </w:tcPr>
+          <w:p>
+            <w:pPr>
+              <w:jc w:val="right"/>
+            </w:pPr>
+            <w:r>
+              <w:rPr>
+                <w:rFonts w:ascii="Arial" w:cs="Arial" w:eastAsia="Arial" w:hAnsi="Arial"/>
+                <w:b w:val="false"/>
+                <w:bCs w:val="false"/>
+                <w:color w:val="0E3A4E"/>
+                <w:sz w:val="19"/>
+                <w:szCs w:val="19"/>
+              </w:rPr>
+              <w:t xml:space="preserve">$1,115</w:t>
+            </w:r>
+          </w:p>
+        </w:tc>
+      </w:tr>
+    </w:tbl>
+    <w:p>
+      <w:pPr>
+        <w:spacing w:after="120" w:before="80"/>
+      </w:pPr>
+      <w:r>
+        <w:rPr>
+          <w:rFonts w:ascii="Arial" w:cs="Arial" w:eastAsia="Arial" w:hAnsi="Arial"/>
+          <w:i/>
+          <w:iCs/>
+          <w:color w:val="3D5866"/>
+          <w:sz w:val="19"/>
+          <w:szCs w:val="19"/>
+        </w:rPr>
+        <w:t xml:space="preserve">Pesos al mes, sin IVA. Con el tráfico actual: ~$126 al mes, ~$146 con IVA. Tiene límite de gasto mensual: si se alcanza, la web sigue funcionando normal.</w:t>
+      </w:r>
+    </w:p>
+    <w:p>
+      <w:pPr>
+        <w:pStyle w:val="Heading2"/>
+        <w:spacing w:after="80" w:before="200"/>
+      </w:pPr>
+      <w:r>
+        <w:rPr>
+          <w:rFonts w:ascii="Arial" w:cs="Arial" w:eastAsia="Arial" w:hAnsi="Arial"/>
+          <w:b/>
+          <w:bCs/>
+          <w:color w:val="175772"/>
+          <w:sz w:val="26"/>
+          <w:szCs w:val="26"/>
+        </w:rPr>
+        <w:t xml:space="preserve">¿DigitalOcean es como Hostinger o GoDaddy?</w:t>
+      </w:r>
+    </w:p>
+    <w:p>
+      <w:pPr>
+        <w:spacing w:after="120" w:before="0"/>
+      </w:pPr>
+      <w:r>
+        <w:rPr>
+          <w:rFonts w:ascii="Arial" w:cs="Arial" w:eastAsia="Arial" w:hAnsi="Arial"/>
+          <w:color w:val="0E3A4E"/>
+          <w:sz w:val="22"/>
+          <w:szCs w:val="22"/>
+        </w:rPr>
+        <w:t xml:space="preserve">Es un proveedor de servidores en la nube. Hostinger y GoDaddy venden sobre todo hosting compartido (muchas páginas en el mismo servidor), que no permite correr el portal ni el chatbot. DigitalOcean da un servidor privado, siempre encendido y solo para Poliforum León, por unos $284 al mes con respaldos. GoDaddy también vende servidores privados (VPS) a un precio parecido, pero suele subir al renovar. El dominio puede quedarse en GoDaddy sin problema.</w:t>
+      </w:r>
+    </w:p>
+    <w:p>
+      <w:r>
+        <w:br w:type="page"/>
       </w:r>
     </w:p>
     <w:p>
@@ -1578,7 +2265,7 @@
           <w:sz w:val="32"/>
           <w:szCs w:val="32"/>
         </w:rPr>
-        <w:t xml:space="preserve">2. Parte B · Contenido del sitio</w:t>
+        <w:t xml:space="preserve">2. Herramientas de diseño y contenido</w:t>
       </w:r>
     </w:p>
     <w:p>
@@ -1592,7 +2279,7 @@
           <w:sz w:val="22"/>
           <w:szCs w:val="22"/>
         </w:rPr>
-        <w:t xml:space="preserve">La web nueva la actualiza el equipo desde su propio portal, sin agencia. Para publicar eventos, anuncios y noticias necesita con qué producirlos.</w:t>
+        <w:t xml:space="preserve">La web nueva la actualiza el equipo desde su propio portal, sin agencia. Para publicar eventos, anuncios y noticias necesita con qué diseñarlos y producirlos. La cotización de la web no incluye estas herramientas.</w:t>
       </w:r>
     </w:p>
     <w:tbl>
@@ -1815,7 +2502,7 @@
                 <w:sz w:val="19"/>
                 <w:szCs w:val="19"/>
               </w:rPr>
-              <w:t xml:space="preserve">Claude Team (2 usuarios)</w:t>
+              <w:t xml:space="preserve">Claude Pro (2 cuentas)</w:t>
             </w:r>
           </w:p>
         </w:tc>
@@ -1843,7 +2530,7 @@
                 <w:sz w:val="19"/>
                 <w:szCs w:val="19"/>
               </w:rPr>
-              <w:t xml:space="preserve">$10,579</w:t>
+              <w:t xml:space="preserve">$6,898</w:t>
             </w:r>
           </w:p>
         </w:tc>
@@ -1871,7 +2558,7 @@
                 <w:sz w:val="19"/>
                 <w:szCs w:val="19"/>
               </w:rPr>
-              <w:t xml:space="preserve">~$2,645</w:t>
+              <w:t xml:space="preserve">$1,478</w:t>
             </w:r>
           </w:p>
         </w:tc>
@@ -1887,7 +2574,7 @@
             </w:tcMar>
           </w:tcPr>
           <w:p>
-            <w:hyperlink w:history="1" r:id="rIdo4d57cyaeygc4lgg3xyzy">
+            <w:hyperlink w:history="1" r:id="rIdiniz75vdj71l7r2ez9ppx">
               <w:r>
                 <w:rPr>
                   <w:rFonts w:ascii="Arial" w:cs="Arial" w:eastAsia="Arial" w:hAnsi="Arial"/>
@@ -2030,7 +2717,7 @@
             </w:tcMar>
           </w:tcPr>
           <w:p>
-            <w:hyperlink w:history="1" r:id="rIdq2mli-z8sx5-0rhdvs_ur">
+            <w:hyperlink w:history="1" r:id="rIdmvtzpzicil6jjwdpdojhp">
               <w:r>
                 <w:rPr>
                   <w:rFonts w:ascii="Arial" w:cs="Arial" w:eastAsia="Arial" w:hAnsi="Arial"/>
@@ -2173,7 +2860,7 @@
             </w:tcMar>
           </w:tcPr>
           <w:p>
-            <w:hyperlink w:history="1" r:id="rIdtnqfrkivu1lkcj3nkluym">
+            <w:hyperlink w:history="1" r:id="rIdisd9xpmtxrljjcrzdwz8j">
               <w:r>
                 <w:rPr>
                   <w:rFonts w:ascii="Arial" w:cs="Arial" w:eastAsia="Arial" w:hAnsi="Arial"/>
@@ -2316,7 +3003,7 @@
             </w:tcMar>
           </w:tcPr>
           <w:p>
-            <w:hyperlink w:history="1" r:id="rIdvyofcvhretvc3qo0xxuwt">
+            <w:hyperlink w:history="1" r:id="rIdrdw8esxindxatvnd53gdh">
               <w:r>
                 <w:rPr>
                   <w:rFonts w:ascii="Arial" w:cs="Arial" w:eastAsia="Arial" w:hAnsi="Arial"/>
@@ -2459,7 +3146,7 @@
             </w:tcMar>
           </w:tcPr>
           <w:p>
-            <w:hyperlink w:history="1" r:id="rIdqueynz1ic4yprztfcddso">
+            <w:hyperlink w:history="1" r:id="rIdc1kez3nhtpmrraqafsy9u">
               <w:r>
                 <w:rPr>
                   <w:rFonts w:ascii="Arial" w:cs="Arial" w:eastAsia="Arial" w:hAnsi="Arial"/>
@@ -2530,7 +3217,7 @@
                 <w:sz w:val="19"/>
                 <w:szCs w:val="19"/>
               </w:rPr>
-              <w:t xml:space="preserve">5 licencias</w:t>
+              <w:t xml:space="preserve">7 licencias</w:t>
             </w:r>
           </w:p>
         </w:tc>
@@ -2558,7 +3245,7 @@
                 <w:sz w:val="19"/>
                 <w:szCs w:val="19"/>
               </w:rPr>
-              <w:t xml:space="preserve">$29,381</w:t>
+              <w:t xml:space="preserve">$25,700</w:t>
             </w:r>
           </w:p>
         </w:tc>
@@ -2586,7 +3273,7 @@
                 <w:sz w:val="19"/>
                 <w:szCs w:val="19"/>
               </w:rPr>
-              <w:t xml:space="preserve">$12,582</w:t>
+              <w:t xml:space="preserve">$11,415</w:t>
             </w:r>
           </w:p>
         </w:tc>
@@ -2633,7 +3320,7 @@
           <w:sz w:val="19"/>
           <w:szCs w:val="19"/>
         </w:rPr>
-        <w:t xml:space="preserve">Año 2 en adelante: $29,981 (CapCut renueva en $2,999). Claude Team: 20 USD por usuario al mes en pago anual, mínimo 2 usuarios (claude.com/pricing).</w:t>
+        <w:t xml:space="preserve">Año 2 en adelante: $26,300 (CapCut renueva en $2,999). Claude Pro: MXN 3,449 al año por cuenta (precio en México, impuesto $0 al contratar; la renovación dice "+ impuestos": con IVA serían $8,002 las dos).</w:t>
       </w:r>
     </w:p>
     <w:p>
@@ -2670,7 +3357,7 @@
           <w:sz w:val="26"/>
           <w:szCs w:val="26"/>
         </w:rPr>
-        <w:t xml:space="preserve">Claude Team · 2 usuarios · $10,579/año</w:t>
+        <w:t xml:space="preserve">Claude Pro · 2 cuentas · $6,898/año</w:t>
       </w:r>
     </w:p>
     <w:p>
@@ -2695,7 +3382,7 @@
           <w:sz w:val="22"/>
           <w:szCs w:val="22"/>
         </w:rPr>
-        <w:t xml:space="preserve">Redacta, traduce y automatiza los textos del sitio sin que nuestros datos se usen para entrenar la IA. Es el mismo proveedor del asistente virtual de la web, así que la información que se le carga se prepara en el mismo lugar.</w:t>
+        <w:t xml:space="preserve">Redacta, traduce y automatiza los textos del sitio. Es el mismo proveedor del chatbot de la web, así que la información que se le carga se prepara en el mismo lugar. Se apaga en ajustes la opción de usar los chats para entrenar la IA.</w:t>
       </w:r>
     </w:p>
     <w:p>
@@ -2896,7 +3583,7 @@
           <w:sz w:val="22"/>
           <w:szCs w:val="22"/>
         </w:rPr>
-        <w:t xml:space="preserve">Cada evento necesita su banner con la marca del recinto en todos los tamaños. Canva lo adapta en un clic, sin esperar a un diseñador externo.</w:t>
+        <w:t xml:space="preserve">Dos personas diseñan al mismo tiempo, cada una con su cuenta Pro, kit de marca y plantillas. Cada evento necesita su banner con la marca del recinto en todos los tamaños, y Canva lo adapta en un clic.</w:t>
       </w:r>
     </w:p>
     <w:p>
@@ -4567,7 +5254,7 @@
           <w:sz w:val="22"/>
           <w:szCs w:val="22"/>
         </w:rPr>
-        <w:t xml:space="preserve">Con la mitad vendida (~$49,000 al año) se cubre toda la propuesta web cada año. </w:t>
+        <w:t xml:space="preserve">Con la mitad vendida (~$49,000 al año) se cubre toda la propuesta web cada año ($37,513). </w:t>
       </w:r>
       <w:r>
         <w:rPr>
@@ -4576,7 +5263,7 @@
           <w:sz w:val="22"/>
           <w:szCs w:val="22"/>
         </w:rPr>
-        <w:t xml:space="preserve">Y cada anuncio necesita su banner, que sale de la Parte B.</w:t>
+        <w:t xml:space="preserve">Y cada anuncio necesita su banner, que sale de las herramientas de diseño.</w:t>
       </w:r>
     </w:p>
     <w:p>
@@ -4689,7 +5376,7 @@
                 <w:sz w:val="19"/>
                 <w:szCs w:val="19"/>
               </w:rPr>
-              <w:t xml:space="preserve">Claude Team (en presupuesto)</w:t>
+              <w:t xml:space="preserve">Claude Pro ×2 (en presupuesto)</w:t>
             </w:r>
           </w:p>
         </w:tc>
@@ -4717,7 +5404,7 @@
                 <w:sz w:val="19"/>
                 <w:szCs w:val="19"/>
               </w:rPr>
-              <w:t xml:space="preserve">Claude Pro (2 cuentas)</w:t>
+              <w:t xml:space="preserve">ChatGPT Business</w:t>
             </w:r>
           </w:p>
         </w:tc>
@@ -4745,7 +5432,7 @@
                 <w:sz w:val="19"/>
                 <w:szCs w:val="19"/>
               </w:rPr>
-              <w:t xml:space="preserve">ChatGPT Business</w:t>
+              <w:t xml:space="preserve">Claude Team</w:t>
             </w:r>
           </w:p>
         </w:tc>
@@ -4806,63 +5493,63 @@
                 <w:sz w:val="19"/>
                 <w:szCs w:val="19"/>
               </w:rPr>
+              <w:t xml:space="preserve">$6,898</w:t>
+            </w:r>
+          </w:p>
+        </w:tc>
+        <w:tc>
+          <w:tcPr>
+            <w:tcW w:type="dxa" w:w="2220"/>
+            <w:shd w:fill="F6F9FA" w:color="auto" w:val="clear"/>
+            <w:tcMar>
+              <w:top w:type="dxa" w:w="70"/>
+              <w:left w:type="dxa" w:w="100"/>
+              <w:bottom w:type="dxa" w:w="70"/>
+              <w:right w:type="dxa" w:w="100"/>
+            </w:tcMar>
+          </w:tcPr>
+          <w:p>
+            <w:pPr>
+              <w:jc w:val="left"/>
+            </w:pPr>
+            <w:r>
+              <w:rPr>
+                <w:rFonts w:ascii="Arial" w:cs="Arial" w:eastAsia="Arial" w:hAnsi="Arial"/>
+                <w:b w:val="false"/>
+                <w:bCs w:val="false"/>
+                <w:color w:val="0E3A4E"/>
+                <w:sz w:val="19"/>
+                <w:szCs w:val="19"/>
+              </w:rPr>
+              <w:t xml:space="preserve">$8,160</w:t>
+            </w:r>
+          </w:p>
+        </w:tc>
+        <w:tc>
+          <w:tcPr>
+            <w:tcW w:type="dxa" w:w="2220"/>
+            <w:shd w:fill="F6F9FA" w:color="auto" w:val="clear"/>
+            <w:tcMar>
+              <w:top w:type="dxa" w:w="70"/>
+              <w:left w:type="dxa" w:w="100"/>
+              <w:bottom w:type="dxa" w:w="70"/>
+              <w:right w:type="dxa" w:w="100"/>
+            </w:tcMar>
+          </w:tcPr>
+          <w:p>
+            <w:pPr>
+              <w:jc w:val="left"/>
+            </w:pPr>
+            <w:r>
+              <w:rPr>
+                <w:rFonts w:ascii="Arial" w:cs="Arial" w:eastAsia="Arial" w:hAnsi="Arial"/>
+                <w:b w:val="false"/>
+                <w:bCs w:val="false"/>
+                <w:color w:val="0E3A4E"/>
+                <w:sz w:val="19"/>
+                <w:szCs w:val="19"/>
+              </w:rPr>
               <w:t xml:space="preserve">$10,579</w:t>
-            </w:r>
-          </w:p>
-        </w:tc>
-        <w:tc>
-          <w:tcPr>
-            <w:tcW w:type="dxa" w:w="2220"/>
-            <w:shd w:fill="F6F9FA" w:color="auto" w:val="clear"/>
-            <w:tcMar>
-              <w:top w:type="dxa" w:w="70"/>
-              <w:left w:type="dxa" w:w="100"/>
-              <w:bottom w:type="dxa" w:w="70"/>
-              <w:right w:type="dxa" w:w="100"/>
-            </w:tcMar>
-          </w:tcPr>
-          <w:p>
-            <w:pPr>
-              <w:jc w:val="left"/>
-            </w:pPr>
-            <w:r>
-              <w:rPr>
-                <w:rFonts w:ascii="Arial" w:cs="Arial" w:eastAsia="Arial" w:hAnsi="Arial"/>
-                <w:b w:val="false"/>
-                <w:bCs w:val="false"/>
-                <w:color w:val="0E3A4E"/>
-                <w:sz w:val="19"/>
-                <w:szCs w:val="19"/>
-              </w:rPr>
-              <w:t xml:space="preserve">$8,816</w:t>
-            </w:r>
-          </w:p>
-        </w:tc>
-        <w:tc>
-          <w:tcPr>
-            <w:tcW w:type="dxa" w:w="2220"/>
-            <w:shd w:fill="F6F9FA" w:color="auto" w:val="clear"/>
-            <w:tcMar>
-              <w:top w:type="dxa" w:w="70"/>
-              <w:left w:type="dxa" w:w="100"/>
-              <w:bottom w:type="dxa" w:w="70"/>
-              <w:right w:type="dxa" w:w="100"/>
-            </w:tcMar>
-          </w:tcPr>
-          <w:p>
-            <w:pPr>
-              <w:jc w:val="left"/>
-            </w:pPr>
-            <w:r>
-              <w:rPr>
-                <w:rFonts w:ascii="Arial" w:cs="Arial" w:eastAsia="Arial" w:hAnsi="Arial"/>
-                <w:b w:val="false"/>
-                <w:bCs w:val="false"/>
-                <w:color w:val="0E3A4E"/>
-                <w:sz w:val="19"/>
-                <w:szCs w:val="19"/>
-              </w:rPr>
-              <w:t xml:space="preserve">$8,160</w:t>
             </w:r>
           </w:p>
         </w:tc>
@@ -4895,7 +5582,7 @@
                 <w:sz w:val="19"/>
                 <w:szCs w:val="19"/>
               </w:rPr>
-              <w:t xml:space="preserve">¿Entrena con nuestros datos?</w:t>
+              <w:t xml:space="preserve">Factura</w:t>
             </w:r>
           </w:p>
         </w:tc>
@@ -4923,7 +5610,7 @@
                 <w:sz w:val="19"/>
                 <w:szCs w:val="19"/>
               </w:rPr>
-              <w:t xml:space="preserve">No, nunca (plan de empresa)</w:t>
+              <w:t xml:space="preserve">Comprobante del extranjero, sin CFDI</w:t>
             </w:r>
           </w:p>
         </w:tc>
@@ -4951,7 +5638,7 @@
                 <w:sz w:val="19"/>
                 <w:szCs w:val="19"/>
               </w:rPr>
-              <w:t xml:space="preserve">Solo si no se apaga en ajustes</w:t>
+              <w:t xml:space="preserve">Comprobante del extranjero, sin CFDI</w:t>
             </w:r>
           </w:p>
         </w:tc>
@@ -4979,7 +5666,7 @@
                 <w:sz w:val="19"/>
                 <w:szCs w:val="19"/>
               </w:rPr>
-              <w:t xml:space="preserve">No (plan de empresa)</w:t>
+              <w:t xml:space="preserve">Comprobante del extranjero, sin CFDI</w:t>
             </w:r>
           </w:p>
         </w:tc>
@@ -5012,7 +5699,7 @@
                 <w:sz w:val="19"/>
                 <w:szCs w:val="19"/>
               </w:rPr>
-              <w:t xml:space="preserve">Administración central</w:t>
+              <w:t xml:space="preserve">¿Entrena con nuestros datos?</w:t>
             </w:r>
           </w:p>
         </w:tc>
@@ -5040,7 +5727,7 @@
                 <w:sz w:val="19"/>
                 <w:szCs w:val="19"/>
               </w:rPr>
-              <w:t xml:space="preserve">Sí: cuentas, facturas y proyectos compartidos</w:t>
+              <w:t xml:space="preserve">No, si se apaga en ajustes</w:t>
             </w:r>
           </w:p>
         </w:tc>
@@ -5068,7 +5755,7 @@
                 <w:sz w:val="19"/>
                 <w:szCs w:val="19"/>
               </w:rPr>
-              <w:t xml:space="preserve">No: dos cuentas sueltas</w:t>
+              <w:t xml:space="preserve">No (plan de empresa)</w:t>
             </w:r>
           </w:p>
         </w:tc>
@@ -5096,7 +5783,7 @@
                 <w:sz w:val="19"/>
                 <w:szCs w:val="19"/>
               </w:rPr>
-              <w:t xml:space="preserve">Sí</w:t>
+              <w:t xml:space="preserve">No (plan de empresa)</w:t>
             </w:r>
           </w:p>
         </w:tc>
@@ -5129,7 +5816,7 @@
                 <w:sz w:val="19"/>
                 <w:szCs w:val="19"/>
               </w:rPr>
-              <w:t xml:space="preserve">Mismo proveedor que el asistente de la web</w:t>
+              <w:t xml:space="preserve">Mismo proveedor que el chatbot de la web</w:t>
             </w:r>
           </w:p>
         </w:tc>
@@ -5185,7 +5872,7 @@
                 <w:sz w:val="19"/>
                 <w:szCs w:val="19"/>
               </w:rPr>
-              <w:t xml:space="preserve">Sí</w:t>
+              <w:t xml:space="preserve">No</w:t>
             </w:r>
           </w:p>
         </w:tc>
@@ -5213,7 +5900,7 @@
                 <w:sz w:val="19"/>
                 <w:szCs w:val="19"/>
               </w:rPr>
-              <w:t xml:space="preserve">No</w:t>
+              <w:t xml:space="preserve">Sí</w:t>
             </w:r>
           </w:p>
         </w:tc>
@@ -5232,7 +5919,7 @@
           <w:sz w:val="22"/>
           <w:szCs w:val="22"/>
         </w:rPr>
-        <w:t xml:space="preserve">Por qué Claude Team: </w:t>
+        <w:t xml:space="preserve">Por qué Claude Pro: </w:t>
       </w:r>
       <w:r>
         <w:rPr>
@@ -5241,7 +5928,7 @@
           <w:sz w:val="22"/>
           <w:szCs w:val="22"/>
         </w:rPr>
-        <w:t xml:space="preserve">garantiza que la información del recinto no entrena la IA, se administra desde un solo lugar y es el mismo proveedor del asistente de la web.</w:t>
+        <w:t xml:space="preserve">es el más barato, cobra en pesos y ninguno de los tres emite factura mexicana (CFDI), así que cambiar a ChatGPT no resuelve la factura. Los tres dan un comprobante descargable desde su página de facturación.</w:t>
       </w:r>
     </w:p>
     <w:p>
@@ -6014,7 +6701,7 @@
         </w:numPr>
         <w:spacing w:after="60"/>
       </w:pPr>
-      <w:hyperlink w:history="1" r:id="rIdxdpigvhveielpqdgw0o7l">
+      <w:hyperlink w:history="1" r:id="rIdazxtwjqwtejim8jf25tb_">
         <w:r>
           <w:rPr>
             <w:rFonts w:ascii="Arial" w:cs="Arial" w:eastAsia="Arial" w:hAnsi="Arial"/>
@@ -6023,7 +6710,7 @@
             <w:szCs w:val="20"/>
             <w:u w:val="single"/>
           </w:rPr>
-          <w:t xml:space="preserve">Claude Team</w:t>
+          <w:t xml:space="preserve">Claude Pro</w:t>
         </w:r>
       </w:hyperlink>
     </w:p>
@@ -6036,7 +6723,7 @@
         </w:numPr>
         <w:spacing w:after="60"/>
       </w:pPr>
-      <w:hyperlink w:history="1" r:id="rIdvfuuvg5qirqyx0bpjnad2">
+      <w:hyperlink w:history="1" r:id="rIdl9p8ibxqjgzadhxpcipdc">
         <w:r>
           <w:rPr>
             <w:rFonts w:ascii="Arial" w:cs="Arial" w:eastAsia="Arial" w:hAnsi="Arial"/>
@@ -6058,7 +6745,7 @@
         </w:numPr>
         <w:spacing w:after="60"/>
       </w:pPr>
-      <w:hyperlink w:history="1" r:id="rIdmdpksodvc7lmfixrcas_h">
+      <w:hyperlink w:history="1" r:id="rIdxazsd9l_uipmrpyednhmm">
         <w:r>
           <w:rPr>
             <w:rFonts w:ascii="Arial" w:cs="Arial" w:eastAsia="Arial" w:hAnsi="Arial"/>
@@ -6080,7 +6767,7 @@
         </w:numPr>
         <w:spacing w:after="60"/>
       </w:pPr>
-      <w:hyperlink w:history="1" r:id="rId9mn3i7uv3gvnxitwgelmu">
+      <w:hyperlink w:history="1" r:id="rIdgl97h0fxfri0o4fsod2o5">
         <w:r>
           <w:rPr>
             <w:rFonts w:ascii="Arial" w:cs="Arial" w:eastAsia="Arial" w:hAnsi="Arial"/>
@@ -6102,7 +6789,7 @@
         </w:numPr>
         <w:spacing w:after="60"/>
       </w:pPr>
-      <w:hyperlink w:history="1" r:id="rIdew_0rbmy92acbsn5r-kqq">
+      <w:hyperlink w:history="1" r:id="rIdh_bn-j-4td8wja1yo7ste">
         <w:r>
           <w:rPr>
             <w:rFonts w:ascii="Arial" w:cs="Arial" w:eastAsia="Arial" w:hAnsi="Arial"/>
@@ -6124,7 +6811,7 @@
         </w:numPr>
         <w:spacing w:after="60"/>
       </w:pPr>
-      <w:hyperlink w:history="1" r:id="rIdf27soql9fhoty77grbafx">
+      <w:hyperlink w:history="1" r:id="rId7atxs3qr7elitr0xj-kao">
         <w:r>
           <w:rPr>
             <w:rFonts w:ascii="Arial" w:cs="Arial" w:eastAsia="Arial" w:hAnsi="Arial"/>
@@ -6146,7 +6833,7 @@
         </w:numPr>
         <w:spacing w:after="60"/>
       </w:pPr>
-      <w:hyperlink w:history="1" r:id="rIdce4va4gk2cy8nbzoyjvkl">
+      <w:hyperlink w:history="1" r:id="rIdcska7kaammjkqq6f7innu">
         <w:r>
           <w:rPr>
             <w:rFonts w:ascii="Arial" w:cs="Arial" w:eastAsia="Arial" w:hAnsi="Arial"/>
@@ -6168,7 +6855,7 @@
         </w:numPr>
         <w:spacing w:after="60"/>
       </w:pPr>
-      <w:hyperlink w:history="1" r:id="rIdv7tacaue1pbwfvpatey7j">
+      <w:hyperlink w:history="1" r:id="rId6i8ywv9w2yrtvkcy-pske">
         <w:r>
           <w:rPr>
             <w:rFonts w:ascii="Arial" w:cs="Arial" w:eastAsia="Arial" w:hAnsi="Arial"/>
@@ -6190,7 +6877,7 @@
         </w:numPr>
         <w:spacing w:after="60"/>
       </w:pPr>
-      <w:hyperlink w:history="1" r:id="rIdd9l28fop3jdrb1rk-qv93">
+      <w:hyperlink w:history="1" r:id="rIdzkvpuczwivcy86ku8n8r-">
         <w:r>
           <w:rPr>
             <w:rFonts w:ascii="Arial" w:cs="Arial" w:eastAsia="Arial" w:hAnsi="Arial"/>
@@ -6277,7 +6964,7 @@
           <w:sz w:val="22"/>
           <w:szCs w:val="22"/>
         </w:rPr>
-        <w:t xml:space="preserve">Claude Team: precio en dólares convertido a $19.00 por dólar + 16% de IVA.</w:t>
+        <w:t xml:space="preserve">Claude Pro: precio en pesos de claude.ai ($3,449 al año por cuenta). Ningún proveedor de IA emite CFDI: entregan comprobante del extranjero; confirmar con Contabilidad cómo se registra.</w:t>
       </w:r>
     </w:p>
     <w:p>
@@ -6296,7 +6983,7 @@
           <w:sz w:val="22"/>
           <w:szCs w:val="22"/>
         </w:rPr>
-        <w:t xml:space="preserve">Parte A: precios de la cotización a $18.20 por dólar, sin IVA; aquí se suma el 16% para comparar con lo demás.</w:t>
+        <w:t xml:space="preserve">Lo esencial: precios de la cotización a $18.20 por dólar, sin IVA; aquí se suma el 16% para comparar con lo demás. El chatbot se calculó con el modelo económico.</w:t>
       </w:r>
     </w:p>
     <w:p>

--- a/Presupuesto_2027_Pagina_Web_Poliforum_Leon.docx
+++ b/Presupuesto_2027_Pagina_Web_Poliforum_Leon.docx
@@ -2474,7 +2474,7 @@
                 <w:sz w:val="19"/>
                 <w:szCs w:val="19"/>
               </w:rPr>
-              <w:t xml:space="preserve">Textos, SEO y versión en inglés</w:t>
+              <w:t xml:space="preserve">Textos, SEO y eficiencia del área</w:t>
             </w:r>
           </w:p>
         </w:tc>
@@ -2574,7 +2574,7 @@
             </w:tcMar>
           </w:tcPr>
           <w:p>
-            <w:hyperlink w:history="1" r:id="rIdiniz75vdj71l7r2ez9ppx">
+            <w:hyperlink w:history="1" r:id="rIdv84tbiup8wqys6e7ymhvb">
               <w:r>
                 <w:rPr>
                   <w:rFonts w:ascii="Arial" w:cs="Arial" w:eastAsia="Arial" w:hAnsi="Arial"/>
@@ -2717,7 +2717,7 @@
             </w:tcMar>
           </w:tcPr>
           <w:p>
-            <w:hyperlink w:history="1" r:id="rIdmvtzpzicil6jjwdpdojhp">
+            <w:hyperlink w:history="1" r:id="rIdfkhxvtzhoctohmy42bglj">
               <w:r>
                 <w:rPr>
                   <w:rFonts w:ascii="Arial" w:cs="Arial" w:eastAsia="Arial" w:hAnsi="Arial"/>
@@ -2860,7 +2860,7 @@
             </w:tcMar>
           </w:tcPr>
           <w:p>
-            <w:hyperlink w:history="1" r:id="rIdisd9xpmtxrljjcrzdwz8j">
+            <w:hyperlink w:history="1" r:id="rIdwxjstu3cmzsuc_wfjiiam">
               <w:r>
                 <w:rPr>
                   <w:rFonts w:ascii="Arial" w:cs="Arial" w:eastAsia="Arial" w:hAnsi="Arial"/>
@@ -3003,7 +3003,7 @@
             </w:tcMar>
           </w:tcPr>
           <w:p>
-            <w:hyperlink w:history="1" r:id="rIdrdw8esxindxatvnd53gdh">
+            <w:hyperlink w:history="1" r:id="rIdvuunxe5euqj4afofcseeq">
               <w:r>
                 <w:rPr>
                   <w:rFonts w:ascii="Arial" w:cs="Arial" w:eastAsia="Arial" w:hAnsi="Arial"/>
@@ -3146,7 +3146,7 @@
             </w:tcMar>
           </w:tcPr>
           <w:p>
-            <w:hyperlink w:history="1" r:id="rIdc1kez3nhtpmrraqafsy9u">
+            <w:hyperlink w:history="1" r:id="rIdafesrzhzus58xgmtrf8et">
               <w:r>
                 <w:rPr>
                   <w:rFonts w:ascii="Arial" w:cs="Arial" w:eastAsia="Arial" w:hAnsi="Arial"/>
@@ -3382,7 +3382,7 @@
           <w:sz w:val="22"/>
           <w:szCs w:val="22"/>
         </w:rPr>
-        <w:t xml:space="preserve">Redacta, traduce y automatiza los textos del sitio. Es el mismo proveedor del chatbot de la web, así que la información que se le carga se prepara en el mismo lugar. Se apaga en ajustes la opción de usar los chats para entrenar la IA.</w:t>
+        <w:t xml:space="preserve">Aumenta la eficiencia de todo el departamento de Comunicación y RRPP: redacta boletines de prensa, textos del sitio y de redes, resume lo que publican los medios, arma presentaciones para Dirección y reportes de campañas. Lo que tomaba horas sale en minutos y el equipo se enfoca en estrategia. Es el mismo proveedor del chatbot de la web, y se apaga en ajustes la opción de usar los chats para entrenar la IA.</w:t>
       </w:r>
     </w:p>
     <w:p>
@@ -3407,7 +3407,7 @@
           <w:sz w:val="22"/>
           <w:szCs w:val="22"/>
         </w:rPr>
-        <w:t xml:space="preserve">De la ficha de un evento salen en minutos su página, la versión en inglés, las preguntas frecuentes y la nota para el blog.</w:t>
+        <w:t xml:space="preserve">De la ficha de un evento salen en minutos el boletín de prensa, su página en el sitio, los copys para redes y las preguntas frecuentes.</w:t>
       </w:r>
     </w:p>
     <w:p>
@@ -6701,7 +6701,7 @@
         </w:numPr>
         <w:spacing w:after="60"/>
       </w:pPr>
-      <w:hyperlink w:history="1" r:id="rIdazxtwjqwtejim8jf25tb_">
+      <w:hyperlink w:history="1" r:id="rIdzgf_r3nhstpy1cudry0jp">
         <w:r>
           <w:rPr>
             <w:rFonts w:ascii="Arial" w:cs="Arial" w:eastAsia="Arial" w:hAnsi="Arial"/>
@@ -6723,7 +6723,7 @@
         </w:numPr>
         <w:spacing w:after="60"/>
       </w:pPr>
-      <w:hyperlink w:history="1" r:id="rIdl9p8ibxqjgzadhxpcipdc">
+      <w:hyperlink w:history="1" r:id="rId1u_v6xivksyl15tud-w-6">
         <w:r>
           <w:rPr>
             <w:rFonts w:ascii="Arial" w:cs="Arial" w:eastAsia="Arial" w:hAnsi="Arial"/>
@@ -6745,7 +6745,7 @@
         </w:numPr>
         <w:spacing w:after="60"/>
       </w:pPr>
-      <w:hyperlink w:history="1" r:id="rIdxazsd9l_uipmrpyednhmm">
+      <w:hyperlink w:history="1" r:id="rIdeh39ftadeocgkxbxut3zy">
         <w:r>
           <w:rPr>
             <w:rFonts w:ascii="Arial" w:cs="Arial" w:eastAsia="Arial" w:hAnsi="Arial"/>
@@ -6767,7 +6767,7 @@
         </w:numPr>
         <w:spacing w:after="60"/>
       </w:pPr>
-      <w:hyperlink w:history="1" r:id="rIdgl97h0fxfri0o4fsod2o5">
+      <w:hyperlink w:history="1" r:id="rIdtxsee5sen0j3lodnql7gh">
         <w:r>
           <w:rPr>
             <w:rFonts w:ascii="Arial" w:cs="Arial" w:eastAsia="Arial" w:hAnsi="Arial"/>
@@ -6789,7 +6789,7 @@
         </w:numPr>
         <w:spacing w:after="60"/>
       </w:pPr>
-      <w:hyperlink w:history="1" r:id="rIdh_bn-j-4td8wja1yo7ste">
+      <w:hyperlink w:history="1" r:id="rIdp6pjsf-8-yoatw8yjpcwq">
         <w:r>
           <w:rPr>
             <w:rFonts w:ascii="Arial" w:cs="Arial" w:eastAsia="Arial" w:hAnsi="Arial"/>
@@ -6811,7 +6811,7 @@
         </w:numPr>
         <w:spacing w:after="60"/>
       </w:pPr>
-      <w:hyperlink w:history="1" r:id="rId7atxs3qr7elitr0xj-kao">
+      <w:hyperlink w:history="1" r:id="rIdbcxpd_vrorjmg8ilkjeag">
         <w:r>
           <w:rPr>
             <w:rFonts w:ascii="Arial" w:cs="Arial" w:eastAsia="Arial" w:hAnsi="Arial"/>
@@ -6833,7 +6833,7 @@
         </w:numPr>
         <w:spacing w:after="60"/>
       </w:pPr>
-      <w:hyperlink w:history="1" r:id="rIdcska7kaammjkqq6f7innu">
+      <w:hyperlink w:history="1" r:id="rIdrztv7qoua0q2cpspcm2vo">
         <w:r>
           <w:rPr>
             <w:rFonts w:ascii="Arial" w:cs="Arial" w:eastAsia="Arial" w:hAnsi="Arial"/>
@@ -6855,7 +6855,7 @@
         </w:numPr>
         <w:spacing w:after="60"/>
       </w:pPr>
-      <w:hyperlink w:history="1" r:id="rId6i8ywv9w2yrtvkcy-pske">
+      <w:hyperlink w:history="1" r:id="rIdbka1zbrsbdmolm4tyeiej">
         <w:r>
           <w:rPr>
             <w:rFonts w:ascii="Arial" w:cs="Arial" w:eastAsia="Arial" w:hAnsi="Arial"/>
@@ -6877,7 +6877,7 @@
         </w:numPr>
         <w:spacing w:after="60"/>
       </w:pPr>
-      <w:hyperlink w:history="1" r:id="rIdzkvpuczwivcy86ku8n8r-">
+      <w:hyperlink w:history="1" r:id="rIdqhrvbvfyhqlptpvah3lup">
         <w:r>
           <w:rPr>
             <w:rFonts w:ascii="Arial" w:cs="Arial" w:eastAsia="Arial" w:hAnsi="Arial"/>

--- a/Presupuesto_2027_Pagina_Web_Poliforum_Leon.docx
+++ b/Presupuesto_2027_Pagina_Web_Poliforum_Leon.docx
@@ -90,7 +90,7 @@
           <w:sz w:val="26"/>
           <w:szCs w:val="26"/>
         </w:rPr>
-        <w:t xml:space="preserve">Primero lo esencial para que la web funcione; después las herramientas de diseño y contenido.</w:t>
+        <w:t xml:space="preserve">Primero lo esencial para que la web funcione y se mantenga al día; después las herramientas de diseño y contenido.</w:t>
       </w:r>
     </w:p>
     <w:p>
@@ -275,7 +275,7 @@
                 <w:sz w:val="19"/>
                 <w:szCs w:val="19"/>
               </w:rPr>
-              <w:t xml:space="preserve">1 · Lo esencial: servidor, chatbot, seguridad y dominio</w:t>
+              <w:t xml:space="preserve">1 · Lo esencial: servidor, chatbot, seguridad, dominio, Claude y Canva</w:t>
             </w:r>
           </w:p>
         </w:tc>
@@ -303,7 +303,7 @@
                 <w:sz w:val="19"/>
                 <w:szCs w:val="19"/>
               </w:rPr>
-              <w:t xml:space="preserve">$11,813</w:t>
+              <w:t xml:space="preserve">$21,131</w:t>
             </w:r>
           </w:p>
         </w:tc>
@@ -331,7 +331,7 @@
                 <w:sz w:val="19"/>
                 <w:szCs w:val="19"/>
               </w:rPr>
-              <w:t xml:space="preserve">$9,377</w:t>
+              <w:t xml:space="preserve">$18,695</w:t>
             </w:r>
           </w:p>
         </w:tc>
@@ -364,7 +364,7 @@
                 <w:sz w:val="19"/>
                 <w:szCs w:val="19"/>
               </w:rPr>
-              <w:t xml:space="preserve">2 · Diseño y contenido: Claude, Magnific, Illustrator, Canva y CapCut</w:t>
+              <w:t xml:space="preserve">2 · Diseño y contenido: Magnific, Illustrator y CapCut</w:t>
             </w:r>
           </w:p>
         </w:tc>
@@ -392,7 +392,7 @@
                 <w:sz w:val="19"/>
                 <w:szCs w:val="19"/>
               </w:rPr>
-              <w:t xml:space="preserve">$25,700</w:t>
+              <w:t xml:space="preserve">$16,382</w:t>
             </w:r>
           </w:p>
         </w:tc>
@@ -420,7 +420,7 @@
                 <w:sz w:val="19"/>
                 <w:szCs w:val="19"/>
               </w:rPr>
-              <w:t xml:space="preserve">$26,300</w:t>
+              <w:t xml:space="preserve">$16,982</w:t>
             </w:r>
           </w:p>
         </w:tc>
@@ -587,7 +587,7 @@
           <w:sz w:val="22"/>
           <w:szCs w:val="22"/>
         </w:rPr>
-        <w:t xml:space="preserve">Lo mínimo para que la web esté encendida, segura y con un chatbot que atiende a los clientes las 24 horas. No incluye agencia: la web ya está hecha.</w:t>
+        <w:t xml:space="preserve">Lo mínimo para que la web esté encendida, segura, con un chatbot que atiende a los clientes las 24 horas, y con las dos herramientas sin las que nadie podría actualizarla: Claude para los textos y Canva para las imágenes. No incluye agencia: la web ya está hecha y la actualiza el equipo.</w:t>
       </w:r>
     </w:p>
     <w:tbl>
@@ -1434,6 +1434,240 @@
         <w:tc>
           <w:tcPr>
             <w:tcW w:type="dxa" w:w="3000"/>
+            <w:shd w:fill="F6F9FA" w:color="auto" w:val="clear"/>
+            <w:tcMar>
+              <w:top w:type="dxa" w:w="70"/>
+              <w:left w:type="dxa" w:w="100"/>
+              <w:bottom w:type="dxa" w:w="70"/>
+              <w:right w:type="dxa" w:w="100"/>
+            </w:tcMar>
+          </w:tcPr>
+          <w:p>
+            <w:pPr>
+              <w:jc w:val="left"/>
+            </w:pPr>
+            <w:r>
+              <w:rPr>
+                <w:rFonts w:ascii="Arial" w:cs="Arial" w:eastAsia="Arial" w:hAnsi="Arial"/>
+                <w:b w:val="false"/>
+                <w:bCs w:val="false"/>
+                <w:color w:val="0E3A4E"/>
+                <w:sz w:val="19"/>
+                <w:szCs w:val="19"/>
+              </w:rPr>
+              <w:t xml:space="preserve">Claude Pro (2 cuentas)</w:t>
+            </w:r>
+          </w:p>
+        </w:tc>
+        <w:tc>
+          <w:tcPr>
+            <w:tcW w:type="dxa" w:w="3360"/>
+            <w:shd w:fill="F6F9FA" w:color="auto" w:val="clear"/>
+            <w:tcMar>
+              <w:top w:type="dxa" w:w="70"/>
+              <w:left w:type="dxa" w:w="100"/>
+              <w:bottom w:type="dxa" w:w="70"/>
+              <w:right w:type="dxa" w:w="100"/>
+            </w:tcMar>
+          </w:tcPr>
+          <w:p>
+            <w:pPr>
+              <w:jc w:val="left"/>
+            </w:pPr>
+            <w:r>
+              <w:rPr>
+                <w:rFonts w:ascii="Arial" w:cs="Arial" w:eastAsia="Arial" w:hAnsi="Arial"/>
+                <w:b w:val="false"/>
+                <w:bCs w:val="false"/>
+                <w:color w:val="0E3A4E"/>
+                <w:sz w:val="19"/>
+                <w:szCs w:val="19"/>
+              </w:rPr>
+              <w:t xml:space="preserve">Textos del sitio, boletines y reportes; eficiencia de todo el departamento</w:t>
+            </w:r>
+          </w:p>
+        </w:tc>
+        <w:tc>
+          <w:tcPr>
+            <w:tcW w:type="dxa" w:w="1500"/>
+            <w:shd w:fill="F6F9FA" w:color="auto" w:val="clear"/>
+            <w:tcMar>
+              <w:top w:type="dxa" w:w="70"/>
+              <w:left w:type="dxa" w:w="100"/>
+              <w:bottom w:type="dxa" w:w="70"/>
+              <w:right w:type="dxa" w:w="100"/>
+            </w:tcMar>
+          </w:tcPr>
+          <w:p>
+            <w:pPr>
+              <w:jc w:val="right"/>
+            </w:pPr>
+            <w:r>
+              <w:rPr>
+                <w:rFonts w:ascii="Arial" w:cs="Arial" w:eastAsia="Arial" w:hAnsi="Arial"/>
+                <w:b w:val="false"/>
+                <w:bCs w:val="false"/>
+                <w:color w:val="0E3A4E"/>
+                <w:sz w:val="19"/>
+                <w:szCs w:val="19"/>
+              </w:rPr>
+              <w:t xml:space="preserve">$6,898</w:t>
+            </w:r>
+          </w:p>
+        </w:tc>
+        <w:tc>
+          <w:tcPr>
+            <w:tcW w:type="dxa" w:w="1500"/>
+            <w:shd w:fill="F6F9FA" w:color="auto" w:val="clear"/>
+            <w:tcMar>
+              <w:top w:type="dxa" w:w="70"/>
+              <w:left w:type="dxa" w:w="100"/>
+              <w:bottom w:type="dxa" w:w="70"/>
+              <w:right w:type="dxa" w:w="100"/>
+            </w:tcMar>
+          </w:tcPr>
+          <w:p>
+            <w:pPr>
+              <w:jc w:val="right"/>
+            </w:pPr>
+            <w:r>
+              <w:rPr>
+                <w:rFonts w:ascii="Arial" w:cs="Arial" w:eastAsia="Arial" w:hAnsi="Arial"/>
+                <w:b w:val="false"/>
+                <w:bCs w:val="false"/>
+                <w:color w:val="0E3A4E"/>
+                <w:sz w:val="19"/>
+                <w:szCs w:val="19"/>
+              </w:rPr>
+              <w:t xml:space="preserve">$6,898</w:t>
+            </w:r>
+          </w:p>
+        </w:tc>
+      </w:tr>
+      <w:tr>
+        <w:trPr>
+          <w:tblHeader w:val="false"/>
+        </w:trPr>
+        <w:tc>
+          <w:tcPr>
+            <w:tcW w:type="dxa" w:w="3000"/>
+            <w:shd w:fill="FFFFFF" w:color="auto" w:val="clear"/>
+            <w:tcMar>
+              <w:top w:type="dxa" w:w="70"/>
+              <w:left w:type="dxa" w:w="100"/>
+              <w:bottom w:type="dxa" w:w="70"/>
+              <w:right w:type="dxa" w:w="100"/>
+            </w:tcMar>
+          </w:tcPr>
+          <w:p>
+            <w:pPr>
+              <w:jc w:val="left"/>
+            </w:pPr>
+            <w:r>
+              <w:rPr>
+                <w:rFonts w:ascii="Arial" w:cs="Arial" w:eastAsia="Arial" w:hAnsi="Arial"/>
+                <w:b w:val="false"/>
+                <w:bCs w:val="false"/>
+                <w:color w:val="0E3A4E"/>
+                <w:sz w:val="19"/>
+                <w:szCs w:val="19"/>
+              </w:rPr>
+              <w:t xml:space="preserve">Canva Pro (2 cuentas)</w:t>
+            </w:r>
+          </w:p>
+        </w:tc>
+        <w:tc>
+          <w:tcPr>
+            <w:tcW w:type="dxa" w:w="3360"/>
+            <w:shd w:fill="FFFFFF" w:color="auto" w:val="clear"/>
+            <w:tcMar>
+              <w:top w:type="dxa" w:w="70"/>
+              <w:left w:type="dxa" w:w="100"/>
+              <w:bottom w:type="dxa" w:w="70"/>
+              <w:right w:type="dxa" w:w="100"/>
+            </w:tcMar>
+          </w:tcPr>
+          <w:p>
+            <w:pPr>
+              <w:jc w:val="left"/>
+            </w:pPr>
+            <w:r>
+              <w:rPr>
+                <w:rFonts w:ascii="Arial" w:cs="Arial" w:eastAsia="Arial" w:hAnsi="Arial"/>
+                <w:b w:val="false"/>
+                <w:bCs w:val="false"/>
+                <w:color w:val="0E3A4E"/>
+                <w:sz w:val="19"/>
+                <w:szCs w:val="19"/>
+              </w:rPr>
+              <w:t xml:space="preserve">Banners y gráficos de cada evento con la marca del recinto</w:t>
+            </w:r>
+          </w:p>
+        </w:tc>
+        <w:tc>
+          <w:tcPr>
+            <w:tcW w:type="dxa" w:w="1500"/>
+            <w:shd w:fill="FFFFFF" w:color="auto" w:val="clear"/>
+            <w:tcMar>
+              <w:top w:type="dxa" w:w="70"/>
+              <w:left w:type="dxa" w:w="100"/>
+              <w:bottom w:type="dxa" w:w="70"/>
+              <w:right w:type="dxa" w:w="100"/>
+            </w:tcMar>
+          </w:tcPr>
+          <w:p>
+            <w:pPr>
+              <w:jc w:val="right"/>
+            </w:pPr>
+            <w:r>
+              <w:rPr>
+                <w:rFonts w:ascii="Arial" w:cs="Arial" w:eastAsia="Arial" w:hAnsi="Arial"/>
+                <w:b w:val="false"/>
+                <w:bCs w:val="false"/>
+                <w:color w:val="0E3A4E"/>
+                <w:sz w:val="19"/>
+                <w:szCs w:val="19"/>
+              </w:rPr>
+              <w:t xml:space="preserve">$2,420</w:t>
+            </w:r>
+          </w:p>
+        </w:tc>
+        <w:tc>
+          <w:tcPr>
+            <w:tcW w:type="dxa" w:w="1500"/>
+            <w:shd w:fill="FFFFFF" w:color="auto" w:val="clear"/>
+            <w:tcMar>
+              <w:top w:type="dxa" w:w="70"/>
+              <w:left w:type="dxa" w:w="100"/>
+              <w:bottom w:type="dxa" w:w="70"/>
+              <w:right w:type="dxa" w:w="100"/>
+            </w:tcMar>
+          </w:tcPr>
+          <w:p>
+            <w:pPr>
+              <w:jc w:val="right"/>
+            </w:pPr>
+            <w:r>
+              <w:rPr>
+                <w:rFonts w:ascii="Arial" w:cs="Arial" w:eastAsia="Arial" w:hAnsi="Arial"/>
+                <w:b w:val="false"/>
+                <w:bCs w:val="false"/>
+                <w:color w:val="0E3A4E"/>
+                <w:sz w:val="19"/>
+                <w:szCs w:val="19"/>
+              </w:rPr>
+              <w:t xml:space="preserve">$2,420</w:t>
+            </w:r>
+          </w:p>
+        </w:tc>
+      </w:tr>
+      <w:tr>
+        <w:trPr>
+          <w:tblHeader w:val="false"/>
+        </w:trPr>
+        <w:tc>
+          <w:tcPr>
+            <w:tcW w:type="dxa" w:w="3000"/>
             <w:shd w:fill="175772" w:color="auto" w:val="clear"/>
             <w:tcMar>
               <w:top w:type="dxa" w:w="70"/>
@@ -1511,7 +1745,7 @@
                 <w:sz w:val="19"/>
                 <w:szCs w:val="19"/>
               </w:rPr>
-              <w:t xml:space="preserve">$11,813</w:t>
+              <w:t xml:space="preserve">$21,131</w:t>
             </w:r>
           </w:p>
         </w:tc>
@@ -1539,7 +1773,7 @@
                 <w:sz w:val="19"/>
                 <w:szCs w:val="19"/>
               </w:rPr>
-              <w:t xml:space="preserve">$9,377</w:t>
+              <w:t xml:space="preserve">$18,695</w:t>
             </w:r>
           </w:p>
         </w:tc>
@@ -1558,7 +1792,7 @@
           <w:sz w:val="19"/>
           <w:szCs w:val="19"/>
         </w:rPr>
-        <w:t xml:space="preserve">Precios de la cotización ($18.20 por dólar) con 16% de IVA. Al mes, lo esencial sale en unos $782 con IVA ($674 sin IVA).</w:t>
+        <w:t xml:space="preserve">Infraestructura: precios de la cotización ($18.20 por dólar) con 16% de IVA. Claude y Canva: precios en pesos de sus páginas de México. Al mes, lo esencial sale en unos $1,558 (año 2: $18,695 entre 12).</w:t>
       </w:r>
     </w:p>
     <w:p>
@@ -2279,7 +2513,7 @@
           <w:sz w:val="22"/>
           <w:szCs w:val="22"/>
         </w:rPr>
-        <w:t xml:space="preserve">La web nueva la actualiza el equipo desde su propio portal, sin agencia. Para publicar eventos, anuncios y noticias necesita con qué diseñarlos y producirlos. La cotización de la web no incluye estas herramientas.</w:t>
+        <w:t xml:space="preserve">Lo que sube el nivel del sitio: video e imagen de portada, planos de salas y videos de recorrido. La cotización de la web no incluye estas herramientas.</w:t>
       </w:r>
     </w:p>
     <w:tbl>
@@ -2474,7 +2708,7 @@
                 <w:sz w:val="19"/>
                 <w:szCs w:val="19"/>
               </w:rPr>
-              <w:t xml:space="preserve">Textos, SEO y eficiencia del área</w:t>
+              <w:t xml:space="preserve">Imagen y video principal</w:t>
             </w:r>
           </w:p>
         </w:tc>
@@ -2502,7 +2736,7 @@
                 <w:sz w:val="19"/>
                 <w:szCs w:val="19"/>
               </w:rPr>
-              <w:t xml:space="preserve">Claude Pro (2 cuentas)</w:t>
+              <w:t xml:space="preserve">Magnific Premium+</w:t>
             </w:r>
           </w:p>
         </w:tc>
@@ -2530,7 +2764,7 @@
                 <w:sz w:val="19"/>
                 <w:szCs w:val="19"/>
               </w:rPr>
-              <w:t xml:space="preserve">$6,898</w:t>
+              <w:t xml:space="preserve">$7,037</w:t>
             </w:r>
           </w:p>
         </w:tc>
@@ -2558,7 +2792,7 @@
                 <w:sz w:val="19"/>
                 <w:szCs w:val="19"/>
               </w:rPr>
-              <w:t xml:space="preserve">$1,478</w:t>
+              <w:t xml:space="preserve">$2,359</w:t>
             </w:r>
           </w:p>
         </w:tc>
@@ -2574,150 +2808,7 @@
             </w:tcMar>
           </w:tcPr>
           <w:p>
-            <w:hyperlink w:history="1" r:id="rIdv84tbiup8wqys6e7ymhvb">
-              <w:r>
-                <w:rPr>
-                  <w:rFonts w:ascii="Arial" w:cs="Arial" w:eastAsia="Arial" w:hAnsi="Arial"/>
-                  <w:color w:val="039AD1"/>
-                  <w:sz w:val="20"/>
-                  <w:szCs w:val="20"/>
-                  <w:u w:val="single"/>
-                </w:rPr>
-                <w:t xml:space="preserve">claude.com/pricing</w:t>
-              </w:r>
-            </w:hyperlink>
-          </w:p>
-        </w:tc>
-      </w:tr>
-      <w:tr>
-        <w:trPr>
-          <w:tblHeader w:val="false"/>
-        </w:trPr>
-        <w:tc>
-          <w:tcPr>
-            <w:tcW w:type="dxa" w:w="2300"/>
-            <w:shd w:fill="FFFFFF" w:color="auto" w:val="clear"/>
-            <w:tcMar>
-              <w:top w:type="dxa" w:w="70"/>
-              <w:left w:type="dxa" w:w="100"/>
-              <w:bottom w:type="dxa" w:w="70"/>
-              <w:right w:type="dxa" w:w="100"/>
-            </w:tcMar>
-          </w:tcPr>
-          <w:p>
-            <w:pPr>
-              <w:jc w:val="left"/>
-            </w:pPr>
-            <w:r>
-              <w:rPr>
-                <w:rFonts w:ascii="Arial" w:cs="Arial" w:eastAsia="Arial" w:hAnsi="Arial"/>
-                <w:b w:val="false"/>
-                <w:bCs w:val="false"/>
-                <w:color w:val="0E3A4E"/>
-                <w:sz w:val="19"/>
-                <w:szCs w:val="19"/>
-              </w:rPr>
-              <w:t xml:space="preserve">Imagen y video principal</w:t>
-            </w:r>
-          </w:p>
-        </w:tc>
-        <w:tc>
-          <w:tcPr>
-            <w:tcW w:type="dxa" w:w="1900"/>
-            <w:shd w:fill="FFFFFF" w:color="auto" w:val="clear"/>
-            <w:tcMar>
-              <w:top w:type="dxa" w:w="70"/>
-              <w:left w:type="dxa" w:w="100"/>
-              <w:bottom w:type="dxa" w:w="70"/>
-              <w:right w:type="dxa" w:w="100"/>
-            </w:tcMar>
-          </w:tcPr>
-          <w:p>
-            <w:pPr>
-              <w:jc w:val="left"/>
-            </w:pPr>
-            <w:r>
-              <w:rPr>
-                <w:rFonts w:ascii="Arial" w:cs="Arial" w:eastAsia="Arial" w:hAnsi="Arial"/>
-                <w:b w:val="false"/>
-                <w:bCs w:val="false"/>
-                <w:color w:val="0E3A4E"/>
-                <w:sz w:val="19"/>
-                <w:szCs w:val="19"/>
-              </w:rPr>
-              <w:t xml:space="preserve">Magnific Premium+</w:t>
-            </w:r>
-          </w:p>
-        </w:tc>
-        <w:tc>
-          <w:tcPr>
-            <w:tcW w:type="dxa" w:w="1200"/>
-            <w:shd w:fill="FFFFFF" w:color="auto" w:val="clear"/>
-            <w:tcMar>
-              <w:top w:type="dxa" w:w="70"/>
-              <w:left w:type="dxa" w:w="100"/>
-              <w:bottom w:type="dxa" w:w="70"/>
-              <w:right w:type="dxa" w:w="100"/>
-            </w:tcMar>
-          </w:tcPr>
-          <w:p>
-            <w:pPr>
-              <w:jc w:val="right"/>
-            </w:pPr>
-            <w:r>
-              <w:rPr>
-                <w:rFonts w:ascii="Arial" w:cs="Arial" w:eastAsia="Arial" w:hAnsi="Arial"/>
-                <w:b w:val="false"/>
-                <w:bCs w:val="false"/>
-                <w:color w:val="0E3A4E"/>
-                <w:sz w:val="19"/>
-                <w:szCs w:val="19"/>
-              </w:rPr>
-              <w:t xml:space="preserve">$7,037</w:t>
-            </w:r>
-          </w:p>
-        </w:tc>
-        <w:tc>
-          <w:tcPr>
-            <w:tcW w:type="dxa" w:w="1400"/>
-            <w:shd w:fill="FFFFFF" w:color="auto" w:val="clear"/>
-            <w:tcMar>
-              <w:top w:type="dxa" w:w="70"/>
-              <w:left w:type="dxa" w:w="100"/>
-              <w:bottom w:type="dxa" w:w="70"/>
-              <w:right w:type="dxa" w:w="100"/>
-            </w:tcMar>
-          </w:tcPr>
-          <w:p>
-            <w:pPr>
-              <w:jc w:val="right"/>
-            </w:pPr>
-            <w:r>
-              <w:rPr>
-                <w:rFonts w:ascii="Arial" w:cs="Arial" w:eastAsia="Arial" w:hAnsi="Arial"/>
-                <w:b w:val="false"/>
-                <w:bCs w:val="false"/>
-                <w:color w:val="0E3A4E"/>
-                <w:sz w:val="19"/>
-                <w:szCs w:val="19"/>
-              </w:rPr>
-              <w:t xml:space="preserve">$2,359</w:t>
-            </w:r>
-          </w:p>
-        </w:tc>
-        <w:tc>
-          <w:tcPr>
-            <w:tcW w:type="dxa" w:w="2560"/>
-            <w:shd w:fill="FFFFFF" w:color="auto" w:val="clear"/>
-            <w:tcMar>
-              <w:top w:type="dxa" w:w="70"/>
-              <w:left w:type="dxa" w:w="100"/>
-              <w:bottom w:type="dxa" w:w="70"/>
-              <w:right w:type="dxa" w:w="100"/>
-            </w:tcMar>
-          </w:tcPr>
-          <w:p>
-            <w:hyperlink w:history="1" r:id="rIdfkhxvtzhoctohmy42bglj">
+            <w:hyperlink w:history="1" r:id="rIdc86d6axunidplfn1oda-a">
               <w:r>
                 <w:rPr>
                   <w:rFonts w:ascii="Arial" w:cs="Arial" w:eastAsia="Arial" w:hAnsi="Arial"/>
@@ -2739,7 +2830,7 @@
         <w:tc>
           <w:tcPr>
             <w:tcW w:type="dxa" w:w="2300"/>
-            <w:shd w:fill="F6F9FA" w:color="auto" w:val="clear"/>
+            <w:shd w:fill="FFFFFF" w:color="auto" w:val="clear"/>
             <w:tcMar>
               <w:top w:type="dxa" w:w="70"/>
               <w:left w:type="dxa" w:w="100"/>
@@ -2767,7 +2858,7 @@
         <w:tc>
           <w:tcPr>
             <w:tcW w:type="dxa" w:w="1900"/>
-            <w:shd w:fill="F6F9FA" w:color="auto" w:val="clear"/>
+            <w:shd w:fill="FFFFFF" w:color="auto" w:val="clear"/>
             <w:tcMar>
               <w:top w:type="dxa" w:w="70"/>
               <w:left w:type="dxa" w:w="100"/>
@@ -2795,7 +2886,7 @@
         <w:tc>
           <w:tcPr>
             <w:tcW w:type="dxa" w:w="1200"/>
-            <w:shd w:fill="F6F9FA" w:color="auto" w:val="clear"/>
+            <w:shd w:fill="FFFFFF" w:color="auto" w:val="clear"/>
             <w:tcMar>
               <w:top w:type="dxa" w:w="70"/>
               <w:left w:type="dxa" w:w="100"/>
@@ -2823,7 +2914,7 @@
         <w:tc>
           <w:tcPr>
             <w:tcW w:type="dxa" w:w="1400"/>
-            <w:shd w:fill="F6F9FA" w:color="auto" w:val="clear"/>
+            <w:shd w:fill="FFFFFF" w:color="auto" w:val="clear"/>
             <w:tcMar>
               <w:top w:type="dxa" w:w="70"/>
               <w:left w:type="dxa" w:w="100"/>
@@ -2851,16 +2942,16 @@
         <w:tc>
           <w:tcPr>
             <w:tcW w:type="dxa" w:w="2560"/>
-            <w:shd w:fill="F6F9FA" w:color="auto" w:val="clear"/>
-            <w:tcMar>
-              <w:top w:type="dxa" w:w="70"/>
-              <w:left w:type="dxa" w:w="100"/>
-              <w:bottom w:type="dxa" w:w="70"/>
-              <w:right w:type="dxa" w:w="100"/>
-            </w:tcMar>
-          </w:tcPr>
-          <w:p>
-            <w:hyperlink w:history="1" r:id="rIdwxjstu3cmzsuc_wfjiiam">
+            <w:shd w:fill="FFFFFF" w:color="auto" w:val="clear"/>
+            <w:tcMar>
+              <w:top w:type="dxa" w:w="70"/>
+              <w:left w:type="dxa" w:w="100"/>
+              <w:bottom w:type="dxa" w:w="70"/>
+              <w:right w:type="dxa" w:w="100"/>
+            </w:tcMar>
+          </w:tcPr>
+          <w:p>
+            <w:hyperlink w:history="1" r:id="rId9s0sv8w3cg6l9v3xfaq9q">
               <w:r>
                 <w:rPr>
                   <w:rFonts w:ascii="Arial" w:cs="Arial" w:eastAsia="Arial" w:hAnsi="Arial"/>
@@ -2882,149 +2973,6 @@
         <w:tc>
           <w:tcPr>
             <w:tcW w:type="dxa" w:w="2300"/>
-            <w:shd w:fill="FFFFFF" w:color="auto" w:val="clear"/>
-            <w:tcMar>
-              <w:top w:type="dxa" w:w="70"/>
-              <w:left w:type="dxa" w:w="100"/>
-              <w:bottom w:type="dxa" w:w="70"/>
-              <w:right w:type="dxa" w:w="100"/>
-            </w:tcMar>
-          </w:tcPr>
-          <w:p>
-            <w:pPr>
-              <w:jc w:val="left"/>
-            </w:pPr>
-            <w:r>
-              <w:rPr>
-                <w:rFonts w:ascii="Arial" w:cs="Arial" w:eastAsia="Arial" w:hAnsi="Arial"/>
-                <w:b w:val="false"/>
-                <w:bCs w:val="false"/>
-                <w:color w:val="0E3A4E"/>
-                <w:sz w:val="19"/>
-                <w:szCs w:val="19"/>
-              </w:rPr>
-              <w:t xml:space="preserve">Gráficos y banners</w:t>
-            </w:r>
-          </w:p>
-        </w:tc>
-        <w:tc>
-          <w:tcPr>
-            <w:tcW w:type="dxa" w:w="1900"/>
-            <w:shd w:fill="FFFFFF" w:color="auto" w:val="clear"/>
-            <w:tcMar>
-              <w:top w:type="dxa" w:w="70"/>
-              <w:left w:type="dxa" w:w="100"/>
-              <w:bottom w:type="dxa" w:w="70"/>
-              <w:right w:type="dxa" w:w="100"/>
-            </w:tcMar>
-          </w:tcPr>
-          <w:p>
-            <w:pPr>
-              <w:jc w:val="left"/>
-            </w:pPr>
-            <w:r>
-              <w:rPr>
-                <w:rFonts w:ascii="Arial" w:cs="Arial" w:eastAsia="Arial" w:hAnsi="Arial"/>
-                <w:b w:val="false"/>
-                <w:bCs w:val="false"/>
-                <w:color w:val="0E3A4E"/>
-                <w:sz w:val="19"/>
-                <w:szCs w:val="19"/>
-              </w:rPr>
-              <w:t xml:space="preserve">Canva Pro (2 cuentas)</w:t>
-            </w:r>
-          </w:p>
-        </w:tc>
-        <w:tc>
-          <w:tcPr>
-            <w:tcW w:type="dxa" w:w="1200"/>
-            <w:shd w:fill="FFFFFF" w:color="auto" w:val="clear"/>
-            <w:tcMar>
-              <w:top w:type="dxa" w:w="70"/>
-              <w:left w:type="dxa" w:w="100"/>
-              <w:bottom w:type="dxa" w:w="70"/>
-              <w:right w:type="dxa" w:w="100"/>
-            </w:tcMar>
-          </w:tcPr>
-          <w:p>
-            <w:pPr>
-              <w:jc w:val="right"/>
-            </w:pPr>
-            <w:r>
-              <w:rPr>
-                <w:rFonts w:ascii="Arial" w:cs="Arial" w:eastAsia="Arial" w:hAnsi="Arial"/>
-                <w:b w:val="false"/>
-                <w:bCs w:val="false"/>
-                <w:color w:val="0E3A4E"/>
-                <w:sz w:val="19"/>
-                <w:szCs w:val="19"/>
-              </w:rPr>
-              <w:t xml:space="preserve">$2,420</w:t>
-            </w:r>
-          </w:p>
-        </w:tc>
-        <w:tc>
-          <w:tcPr>
-            <w:tcW w:type="dxa" w:w="1400"/>
-            <w:shd w:fill="FFFFFF" w:color="auto" w:val="clear"/>
-            <w:tcMar>
-              <w:top w:type="dxa" w:w="70"/>
-              <w:left w:type="dxa" w:w="100"/>
-              <w:bottom w:type="dxa" w:w="70"/>
-              <w:right w:type="dxa" w:w="100"/>
-            </w:tcMar>
-          </w:tcPr>
-          <w:p>
-            <w:pPr>
-              <w:jc w:val="right"/>
-            </w:pPr>
-            <w:r>
-              <w:rPr>
-                <w:rFonts w:ascii="Arial" w:cs="Arial" w:eastAsia="Arial" w:hAnsi="Arial"/>
-                <w:b w:val="false"/>
-                <w:bCs w:val="false"/>
-                <w:color w:val="0E3A4E"/>
-                <w:sz w:val="19"/>
-                <w:szCs w:val="19"/>
-              </w:rPr>
-              <w:t xml:space="preserve">~$1,210</w:t>
-            </w:r>
-          </w:p>
-        </w:tc>
-        <w:tc>
-          <w:tcPr>
-            <w:tcW w:type="dxa" w:w="2560"/>
-            <w:shd w:fill="FFFFFF" w:color="auto" w:val="clear"/>
-            <w:tcMar>
-              <w:top w:type="dxa" w:w="70"/>
-              <w:left w:type="dxa" w:w="100"/>
-              <w:bottom w:type="dxa" w:w="70"/>
-              <w:right w:type="dxa" w:w="100"/>
-            </w:tcMar>
-          </w:tcPr>
-          <w:p>
-            <w:hyperlink w:history="1" r:id="rIdvuunxe5euqj4afofcseeq">
-              <w:r>
-                <w:rPr>
-                  <w:rFonts w:ascii="Arial" w:cs="Arial" w:eastAsia="Arial" w:hAnsi="Arial"/>
-                  <w:color w:val="039AD1"/>
-                  <w:sz w:val="20"/>
-                  <w:szCs w:val="20"/>
-                  <w:u w:val="single"/>
-                </w:rPr>
-                <w:t xml:space="preserve">canva.com/pricing</w:t>
-              </w:r>
-            </w:hyperlink>
-          </w:p>
-        </w:tc>
-      </w:tr>
-      <w:tr>
-        <w:trPr>
-          <w:tblHeader w:val="false"/>
-        </w:trPr>
-        <w:tc>
-          <w:tcPr>
-            <w:tcW w:type="dxa" w:w="2300"/>
             <w:shd w:fill="F6F9FA" w:color="auto" w:val="clear"/>
             <w:tcMar>
               <w:top w:type="dxa" w:w="70"/>
@@ -3146,7 +3094,7 @@
             </w:tcMar>
           </w:tcPr>
           <w:p>
-            <w:hyperlink w:history="1" r:id="rIdafesrzhzus58xgmtrf8et">
+            <w:hyperlink w:history="1" r:id="rIdoepnmflh8ebnvwh79d0qu">
               <w:r>
                 <w:rPr>
                   <w:rFonts w:ascii="Arial" w:cs="Arial" w:eastAsia="Arial" w:hAnsi="Arial"/>
@@ -3217,7 +3165,7 @@
                 <w:sz w:val="19"/>
                 <w:szCs w:val="19"/>
               </w:rPr>
-              <w:t xml:space="preserve">7 licencias</w:t>
+              <w:t xml:space="preserve">3 licencias</w:t>
             </w:r>
           </w:p>
         </w:tc>
@@ -3245,7 +3193,7 @@
                 <w:sz w:val="19"/>
                 <w:szCs w:val="19"/>
               </w:rPr>
-              <w:t xml:space="preserve">$25,700</w:t>
+              <w:t xml:space="preserve">$16,382</w:t>
             </w:r>
           </w:p>
         </w:tc>
@@ -3273,7 +3221,7 @@
                 <w:sz w:val="19"/>
                 <w:szCs w:val="19"/>
               </w:rPr>
-              <w:t xml:space="preserve">$11,415</w:t>
+              <w:t xml:space="preserve">$8,727</w:t>
             </w:r>
           </w:p>
         </w:tc>
@@ -3320,7 +3268,7 @@
           <w:sz w:val="19"/>
           <w:szCs w:val="19"/>
         </w:rPr>
-        <w:t xml:space="preserve">Año 2 en adelante: $26,300 (CapCut renueva en $2,999). Claude Pro: MXN 3,449 al año por cuenta (precio en México, impuesto $0 al contratar; la renovación dice "+ impuestos": con IVA serían $8,002 las dos).</w:t>
+        <w:t xml:space="preserve">Año 2 en adelante: $16,982 (CapCut renueva en $2,999).</w:t>
       </w:r>
     </w:p>
     <w:p>
@@ -5254,7 +5202,7 @@
           <w:sz w:val="22"/>
           <w:szCs w:val="22"/>
         </w:rPr>
-        <w:t xml:space="preserve">Con la mitad vendida (~$49,000 al año) se cubre toda la propuesta web cada año ($37,513). </w:t>
+        <w:t xml:space="preserve">Con la mitad vendida (~$49,000 al año) se cubre toda la propuesta web cada año ($37,513); con solo una cuarta parte (~$25,000) se paga lo esencial. </w:t>
       </w:r>
       <w:r>
         <w:rPr>
@@ -6673,6 +6621,11 @@
       </w:tr>
     </w:tbl>
     <w:p>
+      <w:r>
+        <w:br w:type="page"/>
+      </w:r>
+    </w:p>
+    <w:p>
       <w:pPr>
         <w:pStyle w:val="Heading1"/>
         <w:pBdr>
@@ -6689,7 +6642,351 @@
           <w:sz w:val="32"/>
           <w:szCs w:val="32"/>
         </w:rPr>
-        <w:t xml:space="preserve">8. Links de compra</w:t>
+        <w:t xml:space="preserve">8. Preguntas difíciles y respuestas</w:t>
+      </w:r>
+    </w:p>
+    <w:p>
+      <w:pPr>
+        <w:spacing w:after="120" w:before="0"/>
+      </w:pPr>
+      <w:r>
+        <w:rPr>
+          <w:rFonts w:ascii="Arial" w:cs="Arial" w:eastAsia="Arial" w:hAnsi="Arial"/>
+          <w:color w:val="0E3A4E"/>
+          <w:sz w:val="22"/>
+          <w:szCs w:val="22"/>
+        </w:rPr>
+        <w:t xml:space="preserve">Lo que puede preguntar Dirección o Finanzas antes de aprobar, y por qué cada cosa sigue en el presupuesto.</w:t>
+      </w:r>
+    </w:p>
+    <w:p>
+      <w:pPr>
+        <w:pStyle w:val="Heading2"/>
+        <w:spacing w:after="80" w:before="200"/>
+      </w:pPr>
+      <w:r>
+        <w:rPr>
+          <w:rFonts w:ascii="Arial" w:cs="Arial" w:eastAsia="Arial" w:hAnsi="Arial"/>
+          <w:b/>
+          <w:bCs/>
+          <w:color w:val="175772"/>
+          <w:sz w:val="26"/>
+          <w:szCs w:val="26"/>
+        </w:rPr>
+        <w:t xml:space="preserve">¿Por qué Claude y Canva van en lo esencial de la web?</w:t>
+      </w:r>
+    </w:p>
+    <w:p>
+      <w:pPr>
+        <w:spacing w:after="120" w:before="0"/>
+      </w:pPr>
+      <w:r>
+        <w:rPr>
+          <w:rFonts w:ascii="Arial" w:cs="Arial" w:eastAsia="Arial" w:hAnsi="Arial"/>
+          <w:color w:val="0E3A4E"/>
+          <w:sz w:val="22"/>
+          <w:szCs w:val="22"/>
+        </w:rPr>
+        <w:t xml:space="preserve">La web nueva no tiene agencia: la actualiza el equipo desde su portal. Sin Claude no hay quién escriba las páginas y avisos de cada evento, y sin Canva no hay banners. Sin ellas, la web se queda desactualizada al mes.</w:t>
+      </w:r>
+    </w:p>
+    <w:p>
+      <w:pPr>
+        <w:pStyle w:val="Heading2"/>
+        <w:spacing w:after="80" w:before="200"/>
+      </w:pPr>
+      <w:r>
+        <w:rPr>
+          <w:rFonts w:ascii="Arial" w:cs="Arial" w:eastAsia="Arial" w:hAnsi="Arial"/>
+          <w:b/>
+          <w:bCs/>
+          <w:color w:val="175772"/>
+          <w:sz w:val="26"/>
+          <w:szCs w:val="26"/>
+        </w:rPr>
+        <w:t xml:space="preserve">¿Por qué no nos quedamos con GoDaddy?</w:t>
+      </w:r>
+    </w:p>
+    <w:p>
+      <w:pPr>
+        <w:spacing w:after="120" w:before="0"/>
+      </w:pPr>
+      <w:r>
+        <w:rPr>
+          <w:rFonts w:ascii="Arial" w:cs="Arial" w:eastAsia="Arial" w:hAnsi="Arial"/>
+          <w:color w:val="0E3A4E"/>
+          <w:sz w:val="22"/>
+          <w:szCs w:val="22"/>
+        </w:rPr>
+        <w:t xml:space="preserve">El hosting compartido de GoDaddy no permite correr el portal ni el chatbot. Se puede usar un servidor privado de GoDaddy, pero cuesta parecido y suele subir al renovar. El dominio puede quedarse en GoDaddy.</w:t>
+      </w:r>
+    </w:p>
+    <w:p>
+      <w:pPr>
+        <w:pStyle w:val="Heading2"/>
+        <w:spacing w:after="80" w:before="200"/>
+      </w:pPr>
+      <w:r>
+        <w:rPr>
+          <w:rFonts w:ascii="Arial" w:cs="Arial" w:eastAsia="Arial" w:hAnsi="Arial"/>
+          <w:b/>
+          <w:bCs/>
+          <w:color w:val="175772"/>
+          <w:sz w:val="26"/>
+          <w:szCs w:val="26"/>
+        </w:rPr>
+        <w:t xml:space="preserve">¿El chatbot puede inventar precios o fechas?</w:t>
+      </w:r>
+    </w:p>
+    <w:p>
+      <w:pPr>
+        <w:spacing w:after="120" w:before="0"/>
+      </w:pPr>
+      <w:r>
+        <w:rPr>
+          <w:rFonts w:ascii="Arial" w:cs="Arial" w:eastAsia="Arial" w:hAnsi="Arial"/>
+          <w:color w:val="0E3A4E"/>
+          <w:sz w:val="22"/>
+          <w:szCs w:val="22"/>
+        </w:rPr>
+        <w:t xml:space="preserve">No. Está configurado para no dar precios ni confirmar disponibilidad: deja la solicitud lista y avisa al ejecutivo comercial.</w:t>
+      </w:r>
+    </w:p>
+    <w:p>
+      <w:pPr>
+        <w:pStyle w:val="Heading2"/>
+        <w:spacing w:after="80" w:before="200"/>
+      </w:pPr>
+      <w:r>
+        <w:rPr>
+          <w:rFonts w:ascii="Arial" w:cs="Arial" w:eastAsia="Arial" w:hAnsi="Arial"/>
+          <w:b/>
+          <w:bCs/>
+          <w:color w:val="175772"/>
+          <w:sz w:val="26"/>
+          <w:szCs w:val="26"/>
+        </w:rPr>
+        <w:t xml:space="preserve">¿Y si el chatbot se dispara de costo?</w:t>
+      </w:r>
+    </w:p>
+    <w:p>
+      <w:pPr>
+        <w:spacing w:after="120" w:before="0"/>
+      </w:pPr>
+      <w:r>
+        <w:rPr>
+          <w:rFonts w:ascii="Arial" w:cs="Arial" w:eastAsia="Arial" w:hAnsi="Arial"/>
+          <w:color w:val="0E3A4E"/>
+          <w:sz w:val="22"/>
+          <w:szCs w:val="22"/>
+        </w:rPr>
+        <w:t xml:space="preserve">No puede: tiene un límite de gasto mensual. Con el tráfico actual cuesta ~$126 al mes y, si se llega al límite, la web sigue funcionando normal.</w:t>
+      </w:r>
+    </w:p>
+    <w:p>
+      <w:pPr>
+        <w:pStyle w:val="Heading2"/>
+        <w:spacing w:after="80" w:before="200"/>
+      </w:pPr>
+      <w:r>
+        <w:rPr>
+          <w:rFonts w:ascii="Arial" w:cs="Arial" w:eastAsia="Arial" w:hAnsi="Arial"/>
+          <w:b/>
+          <w:bCs/>
+          <w:color w:val="175772"/>
+          <w:sz w:val="26"/>
+          <w:szCs w:val="26"/>
+        </w:rPr>
+        <w:t xml:space="preserve">¿Contraseñas y llaves físicas no es exagerado?</w:t>
+      </w:r>
+    </w:p>
+    <w:p>
+      <w:pPr>
+        <w:spacing w:after="120" w:before="0"/>
+      </w:pPr>
+      <w:r>
+        <w:rPr>
+          <w:rFonts w:ascii="Arial" w:cs="Arial" w:eastAsia="Arial" w:hAnsi="Arial"/>
+          <w:color w:val="0E3A4E"/>
+          <w:sz w:val="22"/>
+          <w:szCs w:val="22"/>
+        </w:rPr>
+        <w:t xml:space="preserve">El robo de contraseñas es la forma más común de hackear un sitio. Bitwarden y las llaves cuestan $5,476 el primer año; una web caída o hackeada en plena temporada de eventos cuesta mucho más.</w:t>
+      </w:r>
+    </w:p>
+    <w:p>
+      <w:pPr>
+        <w:pStyle w:val="Heading2"/>
+        <w:spacing w:after="80" w:before="200"/>
+      </w:pPr>
+      <w:r>
+        <w:rPr>
+          <w:rFonts w:ascii="Arial" w:cs="Arial" w:eastAsia="Arial" w:hAnsi="Arial"/>
+          <w:b/>
+          <w:bCs/>
+          <w:color w:val="175772"/>
+          <w:sz w:val="26"/>
+          <w:szCs w:val="26"/>
+        </w:rPr>
+        <w:t xml:space="preserve">¿Para qué Magnific si Canva ya trae IA?</w:t>
+      </w:r>
+    </w:p>
+    <w:p>
+      <w:pPr>
+        <w:spacing w:after="120" w:before="0"/>
+      </w:pPr>
+      <w:r>
+        <w:rPr>
+          <w:rFonts w:ascii="Arial" w:cs="Arial" w:eastAsia="Arial" w:hAnsi="Arial"/>
+          <w:color w:val="0E3A4E"/>
+          <w:sz w:val="22"/>
+          <w:szCs w:val="22"/>
+        </w:rPr>
+        <w:t xml:space="preserve">La IA de Canva es limitada para video. Magnific da ~66 videos al mes, imágenes ilimitadas y banco de fotos y vectores con licencia comercial.</w:t>
+      </w:r>
+    </w:p>
+    <w:p>
+      <w:pPr>
+        <w:pStyle w:val="Heading2"/>
+        <w:spacing w:after="80" w:before="200"/>
+      </w:pPr>
+      <w:r>
+        <w:rPr>
+          <w:rFonts w:ascii="Arial" w:cs="Arial" w:eastAsia="Arial" w:hAnsi="Arial"/>
+          <w:b/>
+          <w:bCs/>
+          <w:color w:val="175772"/>
+          <w:sz w:val="26"/>
+          <w:szCs w:val="26"/>
+        </w:rPr>
+        <w:t xml:space="preserve">¿Para qué Illustrator si tenemos Canva?</w:t>
+      </w:r>
+    </w:p>
+    <w:p>
+      <w:pPr>
+        <w:spacing w:after="120" w:before="0"/>
+      </w:pPr>
+      <w:r>
+        <w:rPr>
+          <w:rFonts w:ascii="Arial" w:cs="Arial" w:eastAsia="Arial" w:hAnsi="Arial"/>
+          <w:color w:val="0E3A4E"/>
+          <w:sz w:val="22"/>
+          <w:szCs w:val="22"/>
+        </w:rPr>
+        <w:t xml:space="preserve">Los planos de salas, mapas y archivos de imprenta (lonas y señalética) se piden en vector. Canva no entrega esos archivos con la misma calidad.</w:t>
+      </w:r>
+    </w:p>
+    <w:p>
+      <w:pPr>
+        <w:pStyle w:val="Heading2"/>
+        <w:spacing w:after="80" w:before="200"/>
+      </w:pPr>
+      <w:r>
+        <w:rPr>
+          <w:rFonts w:ascii="Arial" w:cs="Arial" w:eastAsia="Arial" w:hAnsi="Arial"/>
+          <w:b/>
+          <w:bCs/>
+          <w:color w:val="175772"/>
+          <w:sz w:val="26"/>
+          <w:szCs w:val="26"/>
+        </w:rPr>
+        <w:t xml:space="preserve">¿Claude Pro es seguro con la información del recinto?</w:t>
+      </w:r>
+    </w:p>
+    <w:p>
+      <w:pPr>
+        <w:spacing w:after="120" w:before="0"/>
+      </w:pPr>
+      <w:r>
+        <w:rPr>
+          <w:rFonts w:ascii="Arial" w:cs="Arial" w:eastAsia="Arial" w:hAnsi="Arial"/>
+          <w:color w:val="0E3A4E"/>
+          <w:sz w:val="22"/>
+          <w:szCs w:val="22"/>
+        </w:rPr>
+        <w:t xml:space="preserve">Se apaga en ajustes la opción de usar los chats para entrenar la IA y no se cargan datos personales de clientes. Es el mismo proveedor del chatbot de la web.</w:t>
+      </w:r>
+    </w:p>
+    <w:p>
+      <w:pPr>
+        <w:pStyle w:val="Heading2"/>
+        <w:spacing w:after="80" w:before="200"/>
+      </w:pPr>
+      <w:r>
+        <w:rPr>
+          <w:rFonts w:ascii="Arial" w:cs="Arial" w:eastAsia="Arial" w:hAnsi="Arial"/>
+          <w:b/>
+          <w:bCs/>
+          <w:color w:val="175772"/>
+          <w:sz w:val="26"/>
+          <w:szCs w:val="26"/>
+        </w:rPr>
+        <w:t xml:space="preserve">¿Y la factura?</w:t>
+      </w:r>
+    </w:p>
+    <w:p>
+      <w:pPr>
+        <w:spacing w:after="120" w:before="0"/>
+      </w:pPr>
+      <w:r>
+        <w:rPr>
+          <w:rFonts w:ascii="Arial" w:cs="Arial" w:eastAsia="Arial" w:hAnsi="Arial"/>
+          <w:color w:val="0E3A4E"/>
+          <w:sz w:val="22"/>
+          <w:szCs w:val="22"/>
+        </w:rPr>
+        <w:t xml:space="preserve">Ninguna herramienta de IA (Claude ni ChatGPT) emite CFDI: entregan comprobante del extranjero. Confirmar con Contabilidad cómo se registra.</w:t>
+      </w:r>
+    </w:p>
+    <w:p>
+      <w:pPr>
+        <w:pStyle w:val="Heading2"/>
+        <w:spacing w:after="80" w:before="200"/>
+      </w:pPr>
+      <w:r>
+        <w:rPr>
+          <w:rFonts w:ascii="Arial" w:cs="Arial" w:eastAsia="Arial" w:hAnsi="Arial"/>
+          <w:b/>
+          <w:bCs/>
+          <w:color w:val="175772"/>
+          <w:sz w:val="26"/>
+          <w:szCs w:val="26"/>
+        </w:rPr>
+        <w:t xml:space="preserve">¿Lo de la publicidad no es muy optimista?</w:t>
+      </w:r>
+    </w:p>
+    <w:p>
+      <w:pPr>
+        <w:spacing w:after="120" w:before="0"/>
+      </w:pPr>
+      <w:r>
+        <w:rPr>
+          <w:rFonts w:ascii="Arial" w:cs="Arial" w:eastAsia="Arial" w:hAnsi="Arial"/>
+          <w:color w:val="0E3A4E"/>
+          <w:sz w:val="22"/>
+          <w:szCs w:val="22"/>
+        </w:rPr>
+        <w:t xml:space="preserve">Con solo una cuarta parte de los espacios vendidos (~$25,000 al año) ya se paga lo esencial. Los precios salen del tráfico real del sitio y se revisan a los tres meses.</w:t>
+      </w:r>
+    </w:p>
+    <w:p>
+      <w:pPr>
+        <w:pStyle w:val="Heading1"/>
+        <w:pBdr>
+          <w:bottom w:val="single" w:color="A8C243" w:sz="12" w:space="4"/>
+        </w:pBdr>
+        <w:spacing w:after="120" w:before="240"/>
+      </w:pPr>
+      <w:r>
+        <w:rPr>
+          <w:rFonts w:ascii="Arial" w:cs="Arial" w:eastAsia="Arial" w:hAnsi="Arial"/>
+          <w:b/>
+          <w:bCs/>
+          <w:color w:val="175772"/>
+          <w:sz w:val="32"/>
+          <w:szCs w:val="32"/>
+        </w:rPr>
+        <w:t xml:space="preserve">9. Links de compra</w:t>
       </w:r>
     </w:p>
     <w:p>
@@ -6701,7 +6998,7 @@
         </w:numPr>
         <w:spacing w:after="60"/>
       </w:pPr>
-      <w:hyperlink w:history="1" r:id="rIdzgf_r3nhstpy1cudry0jp">
+      <w:hyperlink w:history="1" r:id="rIdmqwxo71ldynynk8iugdcu">
         <w:r>
           <w:rPr>
             <w:rFonts w:ascii="Arial" w:cs="Arial" w:eastAsia="Arial" w:hAnsi="Arial"/>
@@ -6723,7 +7020,7 @@
         </w:numPr>
         <w:spacing w:after="60"/>
       </w:pPr>
-      <w:hyperlink w:history="1" r:id="rId1u_v6xivksyl15tud-w-6">
+      <w:hyperlink w:history="1" r:id="rId22_-iqeusclqmh10pj-mr">
         <w:r>
           <w:rPr>
             <w:rFonts w:ascii="Arial" w:cs="Arial" w:eastAsia="Arial" w:hAnsi="Arial"/>
@@ -6745,7 +7042,7 @@
         </w:numPr>
         <w:spacing w:after="60"/>
       </w:pPr>
-      <w:hyperlink w:history="1" r:id="rIdeh39ftadeocgkxbxut3zy">
+      <w:hyperlink w:history="1" r:id="rIdcfsy4dt6wus0y4m7lr0a3">
         <w:r>
           <w:rPr>
             <w:rFonts w:ascii="Arial" w:cs="Arial" w:eastAsia="Arial" w:hAnsi="Arial"/>
@@ -6767,7 +7064,7 @@
         </w:numPr>
         <w:spacing w:after="60"/>
       </w:pPr>
-      <w:hyperlink w:history="1" r:id="rIdtxsee5sen0j3lodnql7gh">
+      <w:hyperlink w:history="1" r:id="rId4slqhbgldnckuq_ilbdfd">
         <w:r>
           <w:rPr>
             <w:rFonts w:ascii="Arial" w:cs="Arial" w:eastAsia="Arial" w:hAnsi="Arial"/>
@@ -6789,7 +7086,7 @@
         </w:numPr>
         <w:spacing w:after="60"/>
       </w:pPr>
-      <w:hyperlink w:history="1" r:id="rIdp6pjsf-8-yoatw8yjpcwq">
+      <w:hyperlink w:history="1" r:id="rIdfc-wjfld6nszzx50cg-pt">
         <w:r>
           <w:rPr>
             <w:rFonts w:ascii="Arial" w:cs="Arial" w:eastAsia="Arial" w:hAnsi="Arial"/>
@@ -6811,7 +7108,7 @@
         </w:numPr>
         <w:spacing w:after="60"/>
       </w:pPr>
-      <w:hyperlink w:history="1" r:id="rIdbcxpd_vrorjmg8ilkjeag">
+      <w:hyperlink w:history="1" r:id="rId_v3olmg0x2rcq6gvhaoap">
         <w:r>
           <w:rPr>
             <w:rFonts w:ascii="Arial" w:cs="Arial" w:eastAsia="Arial" w:hAnsi="Arial"/>
@@ -6833,7 +7130,7 @@
         </w:numPr>
         <w:spacing w:after="60"/>
       </w:pPr>
-      <w:hyperlink w:history="1" r:id="rIdrztv7qoua0q2cpspcm2vo">
+      <w:hyperlink w:history="1" r:id="rIdkn9fju5fcttldgb_8hzz5">
         <w:r>
           <w:rPr>
             <w:rFonts w:ascii="Arial" w:cs="Arial" w:eastAsia="Arial" w:hAnsi="Arial"/>
@@ -6855,7 +7152,7 @@
         </w:numPr>
         <w:spacing w:after="60"/>
       </w:pPr>
-      <w:hyperlink w:history="1" r:id="rIdbka1zbrsbdmolm4tyeiej">
+      <w:hyperlink w:history="1" r:id="rIdhepqdwq1bfcoaqwzgyh6w">
         <w:r>
           <w:rPr>
             <w:rFonts w:ascii="Arial" w:cs="Arial" w:eastAsia="Arial" w:hAnsi="Arial"/>
@@ -6877,7 +7174,7 @@
         </w:numPr>
         <w:spacing w:after="60"/>
       </w:pPr>
-      <w:hyperlink w:history="1" r:id="rIdqhrvbvfyhqlptpvah3lup">
+      <w:hyperlink w:history="1" r:id="rIdsgsblejijzxdhl8fb7ovh">
         <w:r>
           <w:rPr>
             <w:rFonts w:ascii="Arial" w:cs="Arial" w:eastAsia="Arial" w:hAnsi="Arial"/>

--- a/Presupuesto_2027_Pagina_Web_Poliforum_Leon.docx
+++ b/Presupuesto_2027_Pagina_Web_Poliforum_Leon.docx
@@ -2808,7 +2808,7 @@
             </w:tcMar>
           </w:tcPr>
           <w:p>
-            <w:hyperlink w:history="1" r:id="rIdc86d6axunidplfn1oda-a">
+            <w:hyperlink w:history="1" r:id="rIdmhhp4ciu5vf1em8brp70c">
               <w:r>
                 <w:rPr>
                   <w:rFonts w:ascii="Arial" w:cs="Arial" w:eastAsia="Arial" w:hAnsi="Arial"/>
@@ -2951,7 +2951,7 @@
             </w:tcMar>
           </w:tcPr>
           <w:p>
-            <w:hyperlink w:history="1" r:id="rId9s0sv8w3cg6l9v3xfaq9q">
+            <w:hyperlink w:history="1" r:id="rIdkdfdwj4m0rjbpkck6q0yy">
               <w:r>
                 <w:rPr>
                   <w:rFonts w:ascii="Arial" w:cs="Arial" w:eastAsia="Arial" w:hAnsi="Arial"/>
@@ -3094,7 +3094,7 @@
             </w:tcMar>
           </w:tcPr>
           <w:p>
-            <w:hyperlink w:history="1" r:id="rIdoepnmflh8ebnvwh79d0qu">
+            <w:hyperlink w:history="1" r:id="rIdblkuhl6ydtzp4fn6icpzw">
               <w:r>
                 <w:rPr>
                   <w:rFonts w:ascii="Arial" w:cs="Arial" w:eastAsia="Arial" w:hAnsi="Arial"/>
@@ -6621,11 +6621,6 @@
       </w:tr>
     </w:tbl>
     <w:p>
-      <w:r>
-        <w:br w:type="page"/>
-      </w:r>
-    </w:p>
-    <w:p>
       <w:pPr>
         <w:pStyle w:val="Heading1"/>
         <w:pBdr>
@@ -6642,351 +6637,7 @@
           <w:sz w:val="32"/>
           <w:szCs w:val="32"/>
         </w:rPr>
-        <w:t xml:space="preserve">8. Preguntas difíciles y respuestas</w:t>
-      </w:r>
-    </w:p>
-    <w:p>
-      <w:pPr>
-        <w:spacing w:after="120" w:before="0"/>
-      </w:pPr>
-      <w:r>
-        <w:rPr>
-          <w:rFonts w:ascii="Arial" w:cs="Arial" w:eastAsia="Arial" w:hAnsi="Arial"/>
-          <w:color w:val="0E3A4E"/>
-          <w:sz w:val="22"/>
-          <w:szCs w:val="22"/>
-        </w:rPr>
-        <w:t xml:space="preserve">Lo que puede preguntar Dirección o Finanzas antes de aprobar, y por qué cada cosa sigue en el presupuesto.</w:t>
-      </w:r>
-    </w:p>
-    <w:p>
-      <w:pPr>
-        <w:pStyle w:val="Heading2"/>
-        <w:spacing w:after="80" w:before="200"/>
-      </w:pPr>
-      <w:r>
-        <w:rPr>
-          <w:rFonts w:ascii="Arial" w:cs="Arial" w:eastAsia="Arial" w:hAnsi="Arial"/>
-          <w:b/>
-          <w:bCs/>
-          <w:color w:val="175772"/>
-          <w:sz w:val="26"/>
-          <w:szCs w:val="26"/>
-        </w:rPr>
-        <w:t xml:space="preserve">¿Por qué Claude y Canva van en lo esencial de la web?</w:t>
-      </w:r>
-    </w:p>
-    <w:p>
-      <w:pPr>
-        <w:spacing w:after="120" w:before="0"/>
-      </w:pPr>
-      <w:r>
-        <w:rPr>
-          <w:rFonts w:ascii="Arial" w:cs="Arial" w:eastAsia="Arial" w:hAnsi="Arial"/>
-          <w:color w:val="0E3A4E"/>
-          <w:sz w:val="22"/>
-          <w:szCs w:val="22"/>
-        </w:rPr>
-        <w:t xml:space="preserve">La web nueva no tiene agencia: la actualiza el equipo desde su portal. Sin Claude no hay quién escriba las páginas y avisos de cada evento, y sin Canva no hay banners. Sin ellas, la web se queda desactualizada al mes.</w:t>
-      </w:r>
-    </w:p>
-    <w:p>
-      <w:pPr>
-        <w:pStyle w:val="Heading2"/>
-        <w:spacing w:after="80" w:before="200"/>
-      </w:pPr>
-      <w:r>
-        <w:rPr>
-          <w:rFonts w:ascii="Arial" w:cs="Arial" w:eastAsia="Arial" w:hAnsi="Arial"/>
-          <w:b/>
-          <w:bCs/>
-          <w:color w:val="175772"/>
-          <w:sz w:val="26"/>
-          <w:szCs w:val="26"/>
-        </w:rPr>
-        <w:t xml:space="preserve">¿Por qué no nos quedamos con GoDaddy?</w:t>
-      </w:r>
-    </w:p>
-    <w:p>
-      <w:pPr>
-        <w:spacing w:after="120" w:before="0"/>
-      </w:pPr>
-      <w:r>
-        <w:rPr>
-          <w:rFonts w:ascii="Arial" w:cs="Arial" w:eastAsia="Arial" w:hAnsi="Arial"/>
-          <w:color w:val="0E3A4E"/>
-          <w:sz w:val="22"/>
-          <w:szCs w:val="22"/>
-        </w:rPr>
-        <w:t xml:space="preserve">El hosting compartido de GoDaddy no permite correr el portal ni el chatbot. Se puede usar un servidor privado de GoDaddy, pero cuesta parecido y suele subir al renovar. El dominio puede quedarse en GoDaddy.</w:t>
-      </w:r>
-    </w:p>
-    <w:p>
-      <w:pPr>
-        <w:pStyle w:val="Heading2"/>
-        <w:spacing w:after="80" w:before="200"/>
-      </w:pPr>
-      <w:r>
-        <w:rPr>
-          <w:rFonts w:ascii="Arial" w:cs="Arial" w:eastAsia="Arial" w:hAnsi="Arial"/>
-          <w:b/>
-          <w:bCs/>
-          <w:color w:val="175772"/>
-          <w:sz w:val="26"/>
-          <w:szCs w:val="26"/>
-        </w:rPr>
-        <w:t xml:space="preserve">¿El chatbot puede inventar precios o fechas?</w:t>
-      </w:r>
-    </w:p>
-    <w:p>
-      <w:pPr>
-        <w:spacing w:after="120" w:before="0"/>
-      </w:pPr>
-      <w:r>
-        <w:rPr>
-          <w:rFonts w:ascii="Arial" w:cs="Arial" w:eastAsia="Arial" w:hAnsi="Arial"/>
-          <w:color w:val="0E3A4E"/>
-          <w:sz w:val="22"/>
-          <w:szCs w:val="22"/>
-        </w:rPr>
-        <w:t xml:space="preserve">No. Está configurado para no dar precios ni confirmar disponibilidad: deja la solicitud lista y avisa al ejecutivo comercial.</w:t>
-      </w:r>
-    </w:p>
-    <w:p>
-      <w:pPr>
-        <w:pStyle w:val="Heading2"/>
-        <w:spacing w:after="80" w:before="200"/>
-      </w:pPr>
-      <w:r>
-        <w:rPr>
-          <w:rFonts w:ascii="Arial" w:cs="Arial" w:eastAsia="Arial" w:hAnsi="Arial"/>
-          <w:b/>
-          <w:bCs/>
-          <w:color w:val="175772"/>
-          <w:sz w:val="26"/>
-          <w:szCs w:val="26"/>
-        </w:rPr>
-        <w:t xml:space="preserve">¿Y si el chatbot se dispara de costo?</w:t>
-      </w:r>
-    </w:p>
-    <w:p>
-      <w:pPr>
-        <w:spacing w:after="120" w:before="0"/>
-      </w:pPr>
-      <w:r>
-        <w:rPr>
-          <w:rFonts w:ascii="Arial" w:cs="Arial" w:eastAsia="Arial" w:hAnsi="Arial"/>
-          <w:color w:val="0E3A4E"/>
-          <w:sz w:val="22"/>
-          <w:szCs w:val="22"/>
-        </w:rPr>
-        <w:t xml:space="preserve">No puede: tiene un límite de gasto mensual. Con el tráfico actual cuesta ~$126 al mes y, si se llega al límite, la web sigue funcionando normal.</w:t>
-      </w:r>
-    </w:p>
-    <w:p>
-      <w:pPr>
-        <w:pStyle w:val="Heading2"/>
-        <w:spacing w:after="80" w:before="200"/>
-      </w:pPr>
-      <w:r>
-        <w:rPr>
-          <w:rFonts w:ascii="Arial" w:cs="Arial" w:eastAsia="Arial" w:hAnsi="Arial"/>
-          <w:b/>
-          <w:bCs/>
-          <w:color w:val="175772"/>
-          <w:sz w:val="26"/>
-          <w:szCs w:val="26"/>
-        </w:rPr>
-        <w:t xml:space="preserve">¿Contraseñas y llaves físicas no es exagerado?</w:t>
-      </w:r>
-    </w:p>
-    <w:p>
-      <w:pPr>
-        <w:spacing w:after="120" w:before="0"/>
-      </w:pPr>
-      <w:r>
-        <w:rPr>
-          <w:rFonts w:ascii="Arial" w:cs="Arial" w:eastAsia="Arial" w:hAnsi="Arial"/>
-          <w:color w:val="0E3A4E"/>
-          <w:sz w:val="22"/>
-          <w:szCs w:val="22"/>
-        </w:rPr>
-        <w:t xml:space="preserve">El robo de contraseñas es la forma más común de hackear un sitio. Bitwarden y las llaves cuestan $5,476 el primer año; una web caída o hackeada en plena temporada de eventos cuesta mucho más.</w:t>
-      </w:r>
-    </w:p>
-    <w:p>
-      <w:pPr>
-        <w:pStyle w:val="Heading2"/>
-        <w:spacing w:after="80" w:before="200"/>
-      </w:pPr>
-      <w:r>
-        <w:rPr>
-          <w:rFonts w:ascii="Arial" w:cs="Arial" w:eastAsia="Arial" w:hAnsi="Arial"/>
-          <w:b/>
-          <w:bCs/>
-          <w:color w:val="175772"/>
-          <w:sz w:val="26"/>
-          <w:szCs w:val="26"/>
-        </w:rPr>
-        <w:t xml:space="preserve">¿Para qué Magnific si Canva ya trae IA?</w:t>
-      </w:r>
-    </w:p>
-    <w:p>
-      <w:pPr>
-        <w:spacing w:after="120" w:before="0"/>
-      </w:pPr>
-      <w:r>
-        <w:rPr>
-          <w:rFonts w:ascii="Arial" w:cs="Arial" w:eastAsia="Arial" w:hAnsi="Arial"/>
-          <w:color w:val="0E3A4E"/>
-          <w:sz w:val="22"/>
-          <w:szCs w:val="22"/>
-        </w:rPr>
-        <w:t xml:space="preserve">La IA de Canva es limitada para video. Magnific da ~66 videos al mes, imágenes ilimitadas y banco de fotos y vectores con licencia comercial.</w:t>
-      </w:r>
-    </w:p>
-    <w:p>
-      <w:pPr>
-        <w:pStyle w:val="Heading2"/>
-        <w:spacing w:after="80" w:before="200"/>
-      </w:pPr>
-      <w:r>
-        <w:rPr>
-          <w:rFonts w:ascii="Arial" w:cs="Arial" w:eastAsia="Arial" w:hAnsi="Arial"/>
-          <w:b/>
-          <w:bCs/>
-          <w:color w:val="175772"/>
-          <w:sz w:val="26"/>
-          <w:szCs w:val="26"/>
-        </w:rPr>
-        <w:t xml:space="preserve">¿Para qué Illustrator si tenemos Canva?</w:t>
-      </w:r>
-    </w:p>
-    <w:p>
-      <w:pPr>
-        <w:spacing w:after="120" w:before="0"/>
-      </w:pPr>
-      <w:r>
-        <w:rPr>
-          <w:rFonts w:ascii="Arial" w:cs="Arial" w:eastAsia="Arial" w:hAnsi="Arial"/>
-          <w:color w:val="0E3A4E"/>
-          <w:sz w:val="22"/>
-          <w:szCs w:val="22"/>
-        </w:rPr>
-        <w:t xml:space="preserve">Los planos de salas, mapas y archivos de imprenta (lonas y señalética) se piden en vector. Canva no entrega esos archivos con la misma calidad.</w:t>
-      </w:r>
-    </w:p>
-    <w:p>
-      <w:pPr>
-        <w:pStyle w:val="Heading2"/>
-        <w:spacing w:after="80" w:before="200"/>
-      </w:pPr>
-      <w:r>
-        <w:rPr>
-          <w:rFonts w:ascii="Arial" w:cs="Arial" w:eastAsia="Arial" w:hAnsi="Arial"/>
-          <w:b/>
-          <w:bCs/>
-          <w:color w:val="175772"/>
-          <w:sz w:val="26"/>
-          <w:szCs w:val="26"/>
-        </w:rPr>
-        <w:t xml:space="preserve">¿Claude Pro es seguro con la información del recinto?</w:t>
-      </w:r>
-    </w:p>
-    <w:p>
-      <w:pPr>
-        <w:spacing w:after="120" w:before="0"/>
-      </w:pPr>
-      <w:r>
-        <w:rPr>
-          <w:rFonts w:ascii="Arial" w:cs="Arial" w:eastAsia="Arial" w:hAnsi="Arial"/>
-          <w:color w:val="0E3A4E"/>
-          <w:sz w:val="22"/>
-          <w:szCs w:val="22"/>
-        </w:rPr>
-        <w:t xml:space="preserve">Se apaga en ajustes la opción de usar los chats para entrenar la IA y no se cargan datos personales de clientes. Es el mismo proveedor del chatbot de la web.</w:t>
-      </w:r>
-    </w:p>
-    <w:p>
-      <w:pPr>
-        <w:pStyle w:val="Heading2"/>
-        <w:spacing w:after="80" w:before="200"/>
-      </w:pPr>
-      <w:r>
-        <w:rPr>
-          <w:rFonts w:ascii="Arial" w:cs="Arial" w:eastAsia="Arial" w:hAnsi="Arial"/>
-          <w:b/>
-          <w:bCs/>
-          <w:color w:val="175772"/>
-          <w:sz w:val="26"/>
-          <w:szCs w:val="26"/>
-        </w:rPr>
-        <w:t xml:space="preserve">¿Y la factura?</w:t>
-      </w:r>
-    </w:p>
-    <w:p>
-      <w:pPr>
-        <w:spacing w:after="120" w:before="0"/>
-      </w:pPr>
-      <w:r>
-        <w:rPr>
-          <w:rFonts w:ascii="Arial" w:cs="Arial" w:eastAsia="Arial" w:hAnsi="Arial"/>
-          <w:color w:val="0E3A4E"/>
-          <w:sz w:val="22"/>
-          <w:szCs w:val="22"/>
-        </w:rPr>
-        <w:t xml:space="preserve">Ninguna herramienta de IA (Claude ni ChatGPT) emite CFDI: entregan comprobante del extranjero. Confirmar con Contabilidad cómo se registra.</w:t>
-      </w:r>
-    </w:p>
-    <w:p>
-      <w:pPr>
-        <w:pStyle w:val="Heading2"/>
-        <w:spacing w:after="80" w:before="200"/>
-      </w:pPr>
-      <w:r>
-        <w:rPr>
-          <w:rFonts w:ascii="Arial" w:cs="Arial" w:eastAsia="Arial" w:hAnsi="Arial"/>
-          <w:b/>
-          <w:bCs/>
-          <w:color w:val="175772"/>
-          <w:sz w:val="26"/>
-          <w:szCs w:val="26"/>
-        </w:rPr>
-        <w:t xml:space="preserve">¿Lo de la publicidad no es muy optimista?</w:t>
-      </w:r>
-    </w:p>
-    <w:p>
-      <w:pPr>
-        <w:spacing w:after="120" w:before="0"/>
-      </w:pPr>
-      <w:r>
-        <w:rPr>
-          <w:rFonts w:ascii="Arial" w:cs="Arial" w:eastAsia="Arial" w:hAnsi="Arial"/>
-          <w:color w:val="0E3A4E"/>
-          <w:sz w:val="22"/>
-          <w:szCs w:val="22"/>
-        </w:rPr>
-        <w:t xml:space="preserve">Con solo una cuarta parte de los espacios vendidos (~$25,000 al año) ya se paga lo esencial. Los precios salen del tráfico real del sitio y se revisan a los tres meses.</w:t>
-      </w:r>
-    </w:p>
-    <w:p>
-      <w:pPr>
-        <w:pStyle w:val="Heading1"/>
-        <w:pBdr>
-          <w:bottom w:val="single" w:color="A8C243" w:sz="12" w:space="4"/>
-        </w:pBdr>
-        <w:spacing w:after="120" w:before="240"/>
-      </w:pPr>
-      <w:r>
-        <w:rPr>
-          <w:rFonts w:ascii="Arial" w:cs="Arial" w:eastAsia="Arial" w:hAnsi="Arial"/>
-          <w:b/>
-          <w:bCs/>
-          <w:color w:val="175772"/>
-          <w:sz w:val="32"/>
-          <w:szCs w:val="32"/>
-        </w:rPr>
-        <w:t xml:space="preserve">9. Links de compra</w:t>
+        <w:t xml:space="preserve">8. Links de compra</w:t>
       </w:r>
     </w:p>
     <w:p>
@@ -6998,7 +6649,7 @@
         </w:numPr>
         <w:spacing w:after="60"/>
       </w:pPr>
-      <w:hyperlink w:history="1" r:id="rIdmqwxo71ldynynk8iugdcu">
+      <w:hyperlink w:history="1" r:id="rId8mn2_jziblto5rxqwu3tk">
         <w:r>
           <w:rPr>
             <w:rFonts w:ascii="Arial" w:cs="Arial" w:eastAsia="Arial" w:hAnsi="Arial"/>
@@ -7020,7 +6671,7 @@
         </w:numPr>
         <w:spacing w:after="60"/>
       </w:pPr>
-      <w:hyperlink w:history="1" r:id="rId22_-iqeusclqmh10pj-mr">
+      <w:hyperlink w:history="1" r:id="rIdvpxwunjyrcehl8p5a6nkq">
         <w:r>
           <w:rPr>
             <w:rFonts w:ascii="Arial" w:cs="Arial" w:eastAsia="Arial" w:hAnsi="Arial"/>
@@ -7042,7 +6693,7 @@
         </w:numPr>
         <w:spacing w:after="60"/>
       </w:pPr>
-      <w:hyperlink w:history="1" r:id="rIdcfsy4dt6wus0y4m7lr0a3">
+      <w:hyperlink w:history="1" r:id="rId5ppuzmegsgxkgasvjnoas">
         <w:r>
           <w:rPr>
             <w:rFonts w:ascii="Arial" w:cs="Arial" w:eastAsia="Arial" w:hAnsi="Arial"/>
@@ -7064,7 +6715,7 @@
         </w:numPr>
         <w:spacing w:after="60"/>
       </w:pPr>
-      <w:hyperlink w:history="1" r:id="rId4slqhbgldnckuq_ilbdfd">
+      <w:hyperlink w:history="1" r:id="rIdcdm6fys6_o5sael5med_j">
         <w:r>
           <w:rPr>
             <w:rFonts w:ascii="Arial" w:cs="Arial" w:eastAsia="Arial" w:hAnsi="Arial"/>
@@ -7086,7 +6737,7 @@
         </w:numPr>
         <w:spacing w:after="60"/>
       </w:pPr>
-      <w:hyperlink w:history="1" r:id="rIdfc-wjfld6nszzx50cg-pt">
+      <w:hyperlink w:history="1" r:id="rIdnrb4ryboi_vmyfvq4hzm6">
         <w:r>
           <w:rPr>
             <w:rFonts w:ascii="Arial" w:cs="Arial" w:eastAsia="Arial" w:hAnsi="Arial"/>
@@ -7108,7 +6759,7 @@
         </w:numPr>
         <w:spacing w:after="60"/>
       </w:pPr>
-      <w:hyperlink w:history="1" r:id="rId_v3olmg0x2rcq6gvhaoap">
+      <w:hyperlink w:history="1" r:id="rId6la2hh9qlk1iqivyzl7xv">
         <w:r>
           <w:rPr>
             <w:rFonts w:ascii="Arial" w:cs="Arial" w:eastAsia="Arial" w:hAnsi="Arial"/>
@@ -7130,7 +6781,7 @@
         </w:numPr>
         <w:spacing w:after="60"/>
       </w:pPr>
-      <w:hyperlink w:history="1" r:id="rIdkn9fju5fcttldgb_8hzz5">
+      <w:hyperlink w:history="1" r:id="rIdq4o3elmrj_qa7pctcp9iq">
         <w:r>
           <w:rPr>
             <w:rFonts w:ascii="Arial" w:cs="Arial" w:eastAsia="Arial" w:hAnsi="Arial"/>
@@ -7152,7 +6803,7 @@
         </w:numPr>
         <w:spacing w:after="60"/>
       </w:pPr>
-      <w:hyperlink w:history="1" r:id="rIdhepqdwq1bfcoaqwzgyh6w">
+      <w:hyperlink w:history="1" r:id="rIdg2-ct-qmhpm21efukyoq5">
         <w:r>
           <w:rPr>
             <w:rFonts w:ascii="Arial" w:cs="Arial" w:eastAsia="Arial" w:hAnsi="Arial"/>
@@ -7174,7 +6825,7 @@
         </w:numPr>
         <w:spacing w:after="60"/>
       </w:pPr>
-      <w:hyperlink w:history="1" r:id="rIdsgsblejijzxdhl8fb7ovh">
+      <w:hyperlink w:history="1" r:id="rIdl54gpcsjzpjmv5jljpihu">
         <w:r>
           <w:rPr>
             <w:rFonts w:ascii="Arial" w:cs="Arial" w:eastAsia="Arial" w:hAnsi="Arial"/>
@@ -7204,7 +6855,7 @@
           <w:sz w:val="32"/>
           <w:szCs w:val="32"/>
         </w:rPr>
-        <w:t xml:space="preserve">Notas para Finanzas</w:t>
+        <w:t xml:space="preserve">Condiciones del presupuesto</w:t>
       </w:r>
     </w:p>
     <w:p>
@@ -7223,7 +6874,64 @@
           <w:sz w:val="22"/>
           <w:szCs w:val="22"/>
         </w:rPr>
-        <w:t xml:space="preserve">Precios en pesos mexicanos con IVA, consultados en octubre de 2026.</w:t>
+        <w:t xml:space="preserve">Área solicitante: Comunicación y RRPP, para la nueva página web. Periodo: enero a diciembre de 2027.</w:t>
+      </w:r>
+    </w:p>
+    <w:p>
+      <w:pPr>
+        <w:pStyle w:val="ListParagraph"/>
+        <w:numPr>
+          <w:ilvl w:val="0"/>
+          <w:numId w:val="2"/>
+        </w:numPr>
+        <w:spacing w:after="60"/>
+      </w:pPr>
+      <w:r>
+        <w:rPr>
+          <w:rFonts w:ascii="Arial" w:cs="Arial" w:eastAsia="Arial" w:hAnsi="Arial"/>
+          <w:color w:val="0E3A4E"/>
+          <w:sz w:val="22"/>
+          <w:szCs w:val="22"/>
+        </w:rPr>
+        <w:t xml:space="preserve">Precios en pesos mexicanos con IVA, consultados en octubre de 2026; sujetos a cambio del proveedor.</w:t>
+      </w:r>
+    </w:p>
+    <w:p>
+      <w:pPr>
+        <w:pStyle w:val="ListParagraph"/>
+        <w:numPr>
+          <w:ilvl w:val="0"/>
+          <w:numId w:val="2"/>
+        </w:numPr>
+        <w:spacing w:after="60"/>
+      </w:pPr>
+      <w:r>
+        <w:rPr>
+          <w:rFonts w:ascii="Arial" w:cs="Arial" w:eastAsia="Arial" w:hAnsi="Arial"/>
+          <w:color w:val="0E3A4E"/>
+          <w:sz w:val="22"/>
+          <w:szCs w:val="22"/>
+        </w:rPr>
+        <w:t xml:space="preserve">Forma de pago: pago anual con tarjeta corporativa a nombre de Poliforum León; todas las cuentas con correo institucional.</w:t>
+      </w:r>
+    </w:p>
+    <w:p>
+      <w:pPr>
+        <w:pStyle w:val="ListParagraph"/>
+        <w:numPr>
+          <w:ilvl w:val="0"/>
+          <w:numId w:val="2"/>
+        </w:numPr>
+        <w:spacing w:after="60"/>
+      </w:pPr>
+      <w:r>
+        <w:rPr>
+          <w:rFonts w:ascii="Arial" w:cs="Arial" w:eastAsia="Arial" w:hAnsi="Arial"/>
+          <w:color w:val="0E3A4E"/>
+          <w:sz w:val="22"/>
+          <w:szCs w:val="22"/>
+        </w:rPr>
+        <w:t xml:space="preserve">Comprobantes: los proveedores del extranjero entregan comprobante de pago descargable, no CFDI; Contabilidad define cómo se registra.</w:t>
       </w:r>
     </w:p>
     <w:p>

--- a/Presupuesto_2027_Pagina_Web_Poliforum_Leon.docx
+++ b/Presupuesto_2027_Pagina_Web_Poliforum_Leon.docx
@@ -303,7 +303,7 @@
                 <w:sz w:val="19"/>
                 <w:szCs w:val="19"/>
               </w:rPr>
-              <w:t xml:space="preserve">$21,131</w:t>
+              <w:t xml:space="preserve">$16,472</w:t>
             </w:r>
           </w:p>
         </w:tc>
@@ -331,7 +331,7 @@
                 <w:sz w:val="19"/>
                 <w:szCs w:val="19"/>
               </w:rPr>
-              <w:t xml:space="preserve">$18,695</w:t>
+              <w:t xml:space="preserve">$14,036</w:t>
             </w:r>
           </w:p>
         </w:tc>
@@ -481,7 +481,7 @@
                 <w:sz w:val="19"/>
                 <w:szCs w:val="19"/>
               </w:rPr>
-              <w:t xml:space="preserve">$37,513</w:t>
+              <w:t xml:space="preserve">$32,854</w:t>
             </w:r>
           </w:p>
         </w:tc>
@@ -509,7 +509,7 @@
                 <w:sz w:val="19"/>
                 <w:szCs w:val="19"/>
               </w:rPr>
-              <w:t xml:space="preserve">$35,677</w:t>
+              <w:t xml:space="preserve">$31,018</w:t>
             </w:r>
           </w:p>
         </w:tc>
@@ -1455,7 +1455,7 @@
                 <w:sz w:val="19"/>
                 <w:szCs w:val="19"/>
               </w:rPr>
-              <w:t xml:space="preserve">Claude Pro (2 cuentas)</w:t>
+              <w:t xml:space="preserve">Claude Pro (1 cuenta)</w:t>
             </w:r>
           </w:p>
         </w:tc>
@@ -1511,7 +1511,7 @@
                 <w:sz w:val="19"/>
                 <w:szCs w:val="19"/>
               </w:rPr>
-              <w:t xml:space="preserve">$6,898</w:t>
+              <w:t xml:space="preserve">$3,449</w:t>
             </w:r>
           </w:p>
         </w:tc>
@@ -1539,7 +1539,7 @@
                 <w:sz w:val="19"/>
                 <w:szCs w:val="19"/>
               </w:rPr>
-              <w:t xml:space="preserve">$6,898</w:t>
+              <w:t xml:space="preserve">$3,449</w:t>
             </w:r>
           </w:p>
         </w:tc>
@@ -1572,7 +1572,7 @@
                 <w:sz w:val="19"/>
                 <w:szCs w:val="19"/>
               </w:rPr>
-              <w:t xml:space="preserve">Canva Pro (2 cuentas)</w:t>
+              <w:t xml:space="preserve">Canva Pro (1 cuenta)</w:t>
             </w:r>
           </w:p>
         </w:tc>
@@ -1628,7 +1628,7 @@
                 <w:sz w:val="19"/>
                 <w:szCs w:val="19"/>
               </w:rPr>
-              <w:t xml:space="preserve">$2,420</w:t>
+              <w:t xml:space="preserve">$1,210</w:t>
             </w:r>
           </w:p>
         </w:tc>
@@ -1656,7 +1656,7 @@
                 <w:sz w:val="19"/>
                 <w:szCs w:val="19"/>
               </w:rPr>
-              <w:t xml:space="preserve">$2,420</w:t>
+              <w:t xml:space="preserve">$1,210</w:t>
             </w:r>
           </w:p>
         </w:tc>
@@ -1745,7 +1745,7 @@
                 <w:sz w:val="19"/>
                 <w:szCs w:val="19"/>
               </w:rPr>
-              <w:t xml:space="preserve">$21,131</w:t>
+              <w:t xml:space="preserve">$16,472</w:t>
             </w:r>
           </w:p>
         </w:tc>
@@ -1773,7 +1773,7 @@
                 <w:sz w:val="19"/>
                 <w:szCs w:val="19"/>
               </w:rPr>
-              <w:t xml:space="preserve">$18,695</w:t>
+              <w:t xml:space="preserve">$14,036</w:t>
             </w:r>
           </w:p>
         </w:tc>
@@ -1792,7 +1792,7 @@
           <w:sz w:val="19"/>
           <w:szCs w:val="19"/>
         </w:rPr>
-        <w:t xml:space="preserve">Infraestructura: precios de la cotización ($18.20 por dólar) con 16% de IVA. Claude y Canva: precios en pesos de sus páginas de México. Al mes, lo esencial sale en unos $1,558 (año 2: $18,695 entre 12).</w:t>
+        <w:t xml:space="preserve">Infraestructura: precios de la cotización ($18.20 por dólar) con 16% de IVA. Claude y Canva: precios en pesos de sus páginas de México. Al mes, lo esencial sale en unos $1,170 (año 2: $14,036 entre 12).</w:t>
       </w:r>
     </w:p>
     <w:p>
@@ -2808,7 +2808,7 @@
             </w:tcMar>
           </w:tcPr>
           <w:p>
-            <w:hyperlink w:history="1" r:id="rIdmhhp4ciu5vf1em8brp70c">
+            <w:hyperlink w:history="1" r:id="rIdfzy5yjca57iqgvvnuwutf">
               <w:r>
                 <w:rPr>
                   <w:rFonts w:ascii="Arial" w:cs="Arial" w:eastAsia="Arial" w:hAnsi="Arial"/>
@@ -2951,7 +2951,7 @@
             </w:tcMar>
           </w:tcPr>
           <w:p>
-            <w:hyperlink w:history="1" r:id="rIdkdfdwj4m0rjbpkck6q0yy">
+            <w:hyperlink w:history="1" r:id="rIdi9a-5sjm0gruae3gbjv7x">
               <w:r>
                 <w:rPr>
                   <w:rFonts w:ascii="Arial" w:cs="Arial" w:eastAsia="Arial" w:hAnsi="Arial"/>
@@ -3094,7 +3094,7 @@
             </w:tcMar>
           </w:tcPr>
           <w:p>
-            <w:hyperlink w:history="1" r:id="rIdblkuhl6ydtzp4fn6icpzw">
+            <w:hyperlink w:history="1" r:id="rIdthktzkaedxbx2tytvjnh6">
               <w:r>
                 <w:rPr>
                   <w:rFonts w:ascii="Arial" w:cs="Arial" w:eastAsia="Arial" w:hAnsi="Arial"/>
@@ -3305,7 +3305,7 @@
           <w:sz w:val="26"/>
           <w:szCs w:val="26"/>
         </w:rPr>
-        <w:t xml:space="preserve">Claude Pro · 2 cuentas · $6,898/año</w:t>
+        <w:t xml:space="preserve">Claude Pro · 1 cuenta · $3,449/año</w:t>
       </w:r>
     </w:p>
     <w:p>
@@ -3506,7 +3506,7 @@
           <w:sz w:val="26"/>
           <w:szCs w:val="26"/>
         </w:rPr>
-        <w:t xml:space="preserve">Canva Pro · 2 cuentas · $2,420/año</w:t>
+        <w:t xml:space="preserve">Canva Pro · 1 cuenta · $1,210/año</w:t>
       </w:r>
     </w:p>
     <w:p>
@@ -3531,7 +3531,7 @@
           <w:sz w:val="22"/>
           <w:szCs w:val="22"/>
         </w:rPr>
-        <w:t xml:space="preserve">Dos personas diseñan al mismo tiempo, cada una con su cuenta Pro, kit de marca y plantillas. Cada evento necesita su banner con la marca del recinto en todos los tamaños, y Canva lo adapta en un clic.</w:t>
+        <w:t xml:space="preserve">Cuenta Pro dedicada a la web, con kit de marca y plantillas. Cada evento necesita su banner con la marca del recinto en todos los tamaños, y Canva lo adapta en un clic.</w:t>
       </w:r>
     </w:p>
     <w:p>
@@ -5202,7 +5202,7 @@
           <w:sz w:val="22"/>
           <w:szCs w:val="22"/>
         </w:rPr>
-        <w:t xml:space="preserve">Con la mitad vendida (~$49,000 al año) se cubre toda la propuesta web cada año ($37,513); con solo una cuarta parte (~$25,000) se paga lo esencial. </w:t>
+        <w:t xml:space="preserve">Con la mitad vendida (~$49,000 al año) se cubre toda la propuesta web cada año ($32,854); con solo una cuarta parte (~$25,000) se paga lo esencial. </w:t>
       </w:r>
       <w:r>
         <w:rPr>
@@ -5247,7 +5247,7 @@
           <w:sz w:val="32"/>
           <w:szCs w:val="32"/>
         </w:rPr>
-        <w:t xml:space="preserve">6. Comparativa IA de texto: costo y privacidad</w:t>
+        <w:t xml:space="preserve">6. Comparativa IA de texto: costo y privacidad (1 cuenta)</w:t>
       </w:r>
     </w:p>
     <w:tbl>
@@ -5324,7 +5324,7 @@
                 <w:sz w:val="19"/>
                 <w:szCs w:val="19"/>
               </w:rPr>
-              <w:t xml:space="preserve">Claude Pro ×2 (en presupuesto)</w:t>
+              <w:t xml:space="preserve">Claude Pro (en presupuesto)</w:t>
             </w:r>
           </w:p>
         </w:tc>
@@ -5352,7 +5352,7 @@
                 <w:sz w:val="19"/>
                 <w:szCs w:val="19"/>
               </w:rPr>
-              <w:t xml:space="preserve">ChatGPT Business</w:t>
+              <w:t xml:space="preserve">ChatGPT Plus</w:t>
             </w:r>
           </w:p>
         </w:tc>
@@ -5413,7 +5413,7 @@
                 <w:sz w:val="19"/>
                 <w:szCs w:val="19"/>
               </w:rPr>
-              <w:t xml:space="preserve">Costo anual, 2 usuarios</w:t>
+              <w:t xml:space="preserve">Costo anual, 1 usuario</w:t>
             </w:r>
           </w:p>
         </w:tc>
@@ -5441,7 +5441,7 @@
                 <w:sz w:val="19"/>
                 <w:szCs w:val="19"/>
               </w:rPr>
-              <w:t xml:space="preserve">$6,898</w:t>
+              <w:t xml:space="preserve">$3,449 (pago anual)</w:t>
             </w:r>
           </w:p>
         </w:tc>
@@ -5469,7 +5469,7 @@
                 <w:sz w:val="19"/>
                 <w:szCs w:val="19"/>
               </w:rPr>
-              <w:t xml:space="preserve">$8,160</w:t>
+              <w:t xml:space="preserve">~$4,788 (solo mes a mes)</w:t>
             </w:r>
           </w:p>
         </w:tc>
@@ -5497,7 +5497,7 @@
                 <w:sz w:val="19"/>
                 <w:szCs w:val="19"/>
               </w:rPr>
-              <w:t xml:space="preserve">$10,579</w:t>
+              <w:t xml:space="preserve">Mínimo 2 usuarios: $10,579</w:t>
             </w:r>
           </w:p>
         </w:tc>
@@ -5703,7 +5703,7 @@
                 <w:sz w:val="19"/>
                 <w:szCs w:val="19"/>
               </w:rPr>
-              <w:t xml:space="preserve">No (plan de empresa)</w:t>
+              <w:t xml:space="preserve">No, si se apaga en ajustes</w:t>
             </w:r>
           </w:p>
         </w:tc>
@@ -5876,7 +5876,7 @@
           <w:sz w:val="22"/>
           <w:szCs w:val="22"/>
         </w:rPr>
-        <w:t xml:space="preserve">es el más barato, cobra en pesos y ninguno de los tres emite factura mexicana (CFDI), así que cambiar a ChatGPT no resuelve la factura. Los tres dan un comprobante descargable desde su página de facturación.</w:t>
+        <w:t xml:space="preserve">es la opción más barata para una cuenta, tiene pago anual en pesos y es el mismo proveedor del chatbot de la web. ChatGPT Plus va en el presupuesto de Comunicación para el trabajo diario de redes. Ninguno emite factura mexicana (CFDI).</w:t>
       </w:r>
     </w:p>
     <w:p>
@@ -6649,7 +6649,7 @@
         </w:numPr>
         <w:spacing w:after="60"/>
       </w:pPr>
-      <w:hyperlink w:history="1" r:id="rId8mn2_jziblto5rxqwu3tk">
+      <w:hyperlink w:history="1" r:id="rIdrvp9boh4eqtglsmfnfwle">
         <w:r>
           <w:rPr>
             <w:rFonts w:ascii="Arial" w:cs="Arial" w:eastAsia="Arial" w:hAnsi="Arial"/>
@@ -6671,7 +6671,7 @@
         </w:numPr>
         <w:spacing w:after="60"/>
       </w:pPr>
-      <w:hyperlink w:history="1" r:id="rIdvpxwunjyrcehl8p5a6nkq">
+      <w:hyperlink w:history="1" r:id="rIdkiilsciof8sa4gcc84suk">
         <w:r>
           <w:rPr>
             <w:rFonts w:ascii="Arial" w:cs="Arial" w:eastAsia="Arial" w:hAnsi="Arial"/>
@@ -6693,7 +6693,7 @@
         </w:numPr>
         <w:spacing w:after="60"/>
       </w:pPr>
-      <w:hyperlink w:history="1" r:id="rId5ppuzmegsgxkgasvjnoas">
+      <w:hyperlink w:history="1" r:id="rIdqy0yj74pgnx5uvrt1xv9y">
         <w:r>
           <w:rPr>
             <w:rFonts w:ascii="Arial" w:cs="Arial" w:eastAsia="Arial" w:hAnsi="Arial"/>
@@ -6715,7 +6715,7 @@
         </w:numPr>
         <w:spacing w:after="60"/>
       </w:pPr>
-      <w:hyperlink w:history="1" r:id="rIdcdm6fys6_o5sael5med_j">
+      <w:hyperlink w:history="1" r:id="rIdhaof6dzn8iuslsowm8wv8">
         <w:r>
           <w:rPr>
             <w:rFonts w:ascii="Arial" w:cs="Arial" w:eastAsia="Arial" w:hAnsi="Arial"/>
@@ -6737,7 +6737,7 @@
         </w:numPr>
         <w:spacing w:after="60"/>
       </w:pPr>
-      <w:hyperlink w:history="1" r:id="rIdnrb4ryboi_vmyfvq4hzm6">
+      <w:hyperlink w:history="1" r:id="rIdhn_vjunsra03bobt-xk6_">
         <w:r>
           <w:rPr>
             <w:rFonts w:ascii="Arial" w:cs="Arial" w:eastAsia="Arial" w:hAnsi="Arial"/>
@@ -6759,7 +6759,7 @@
         </w:numPr>
         <w:spacing w:after="60"/>
       </w:pPr>
-      <w:hyperlink w:history="1" r:id="rId6la2hh9qlk1iqivyzl7xv">
+      <w:hyperlink w:history="1" r:id="rIdu8kjzheamoa0h9b_aqa7e">
         <w:r>
           <w:rPr>
             <w:rFonts w:ascii="Arial" w:cs="Arial" w:eastAsia="Arial" w:hAnsi="Arial"/>
@@ -6781,7 +6781,7 @@
         </w:numPr>
         <w:spacing w:after="60"/>
       </w:pPr>
-      <w:hyperlink w:history="1" r:id="rIdq4o3elmrj_qa7pctcp9iq">
+      <w:hyperlink w:history="1" r:id="rId2cxjvfe_lmhdgz4vl3a9u">
         <w:r>
           <w:rPr>
             <w:rFonts w:ascii="Arial" w:cs="Arial" w:eastAsia="Arial" w:hAnsi="Arial"/>
@@ -6803,7 +6803,7 @@
         </w:numPr>
         <w:spacing w:after="60"/>
       </w:pPr>
-      <w:hyperlink w:history="1" r:id="rIdg2-ct-qmhpm21efukyoq5">
+      <w:hyperlink w:history="1" r:id="rIdj2fl-bxpyypkfcysq94wl">
         <w:r>
           <w:rPr>
             <w:rFonts w:ascii="Arial" w:cs="Arial" w:eastAsia="Arial" w:hAnsi="Arial"/>
@@ -6825,7 +6825,7 @@
         </w:numPr>
         <w:spacing w:after="60"/>
       </w:pPr>
-      <w:hyperlink w:history="1" r:id="rIdl54gpcsjzpjmv5jljpihu">
+      <w:hyperlink w:history="1" r:id="rIdflcu1sgedb7akcax-cnxo">
         <w:r>
           <w:rPr>
             <w:rFonts w:ascii="Arial" w:cs="Arial" w:eastAsia="Arial" w:hAnsi="Arial"/>

--- a/Presupuesto_2027_Pagina_Web_Poliforum_Leon.docx
+++ b/Presupuesto_2027_Pagina_Web_Poliforum_Leon.docx
@@ -2808,7 +2808,7 @@
             </w:tcMar>
           </w:tcPr>
           <w:p>
-            <w:hyperlink w:history="1" r:id="rIdfzy5yjca57iqgvvnuwutf">
+            <w:hyperlink w:history="1" r:id="rIdxt4b2vxqkkqwmp_ng_hry">
               <w:r>
                 <w:rPr>
                   <w:rFonts w:ascii="Arial" w:cs="Arial" w:eastAsia="Arial" w:hAnsi="Arial"/>
@@ -2951,7 +2951,7 @@
             </w:tcMar>
           </w:tcPr>
           <w:p>
-            <w:hyperlink w:history="1" r:id="rIdi9a-5sjm0gruae3gbjv7x">
+            <w:hyperlink w:history="1" r:id="rIde1tbfdz7sjwekabhzzxol">
               <w:r>
                 <w:rPr>
                   <w:rFonts w:ascii="Arial" w:cs="Arial" w:eastAsia="Arial" w:hAnsi="Arial"/>
@@ -3094,7 +3094,7 @@
             </w:tcMar>
           </w:tcPr>
           <w:p>
-            <w:hyperlink w:history="1" r:id="rIdthktzkaedxbx2tytvjnh6">
+            <w:hyperlink w:history="1" r:id="rId3cu77x9vzvdyjdiojxjyf">
               <w:r>
                 <w:rPr>
                   <w:rFonts w:ascii="Arial" w:cs="Arial" w:eastAsia="Arial" w:hAnsi="Arial"/>
@@ -6649,7 +6649,7 @@
         </w:numPr>
         <w:spacing w:after="60"/>
       </w:pPr>
-      <w:hyperlink w:history="1" r:id="rIdrvp9boh4eqtglsmfnfwle">
+      <w:hyperlink w:history="1" r:id="rIdvgvpqfgdtbwd-zlipajpd">
         <w:r>
           <w:rPr>
             <w:rFonts w:ascii="Arial" w:cs="Arial" w:eastAsia="Arial" w:hAnsi="Arial"/>
@@ -6671,7 +6671,7 @@
         </w:numPr>
         <w:spacing w:after="60"/>
       </w:pPr>
-      <w:hyperlink w:history="1" r:id="rIdkiilsciof8sa4gcc84suk">
+      <w:hyperlink w:history="1" r:id="rId0mbjo1m8uocb8mnnkp48i">
         <w:r>
           <w:rPr>
             <w:rFonts w:ascii="Arial" w:cs="Arial" w:eastAsia="Arial" w:hAnsi="Arial"/>
@@ -6693,7 +6693,7 @@
         </w:numPr>
         <w:spacing w:after="60"/>
       </w:pPr>
-      <w:hyperlink w:history="1" r:id="rIdqy0yj74pgnx5uvrt1xv9y">
+      <w:hyperlink w:history="1" r:id="rIdbrepifgjjmkg-bg1uxe1i">
         <w:r>
           <w:rPr>
             <w:rFonts w:ascii="Arial" w:cs="Arial" w:eastAsia="Arial" w:hAnsi="Arial"/>
@@ -6715,7 +6715,7 @@
         </w:numPr>
         <w:spacing w:after="60"/>
       </w:pPr>
-      <w:hyperlink w:history="1" r:id="rIdhaof6dzn8iuslsowm8wv8">
+      <w:hyperlink w:history="1" r:id="rIdambqjvblyafkqghirnpuc">
         <w:r>
           <w:rPr>
             <w:rFonts w:ascii="Arial" w:cs="Arial" w:eastAsia="Arial" w:hAnsi="Arial"/>
@@ -6737,7 +6737,7 @@
         </w:numPr>
         <w:spacing w:after="60"/>
       </w:pPr>
-      <w:hyperlink w:history="1" r:id="rIdhn_vjunsra03bobt-xk6_">
+      <w:hyperlink w:history="1" r:id="rIdbdhq6kpmfsbpjpwj98zux">
         <w:r>
           <w:rPr>
             <w:rFonts w:ascii="Arial" w:cs="Arial" w:eastAsia="Arial" w:hAnsi="Arial"/>
@@ -6759,7 +6759,7 @@
         </w:numPr>
         <w:spacing w:after="60"/>
       </w:pPr>
-      <w:hyperlink w:history="1" r:id="rIdu8kjzheamoa0h9b_aqa7e">
+      <w:hyperlink w:history="1" r:id="rIdpwzoa5lq2edvegpwyhnfz">
         <w:r>
           <w:rPr>
             <w:rFonts w:ascii="Arial" w:cs="Arial" w:eastAsia="Arial" w:hAnsi="Arial"/>
@@ -6781,7 +6781,7 @@
         </w:numPr>
         <w:spacing w:after="60"/>
       </w:pPr>
-      <w:hyperlink w:history="1" r:id="rId2cxjvfe_lmhdgz4vl3a9u">
+      <w:hyperlink w:history="1" r:id="rIdi60n1uwux7befykxdqz2j">
         <w:r>
           <w:rPr>
             <w:rFonts w:ascii="Arial" w:cs="Arial" w:eastAsia="Arial" w:hAnsi="Arial"/>
@@ -6803,7 +6803,7 @@
         </w:numPr>
         <w:spacing w:after="60"/>
       </w:pPr>
-      <w:hyperlink w:history="1" r:id="rIdj2fl-bxpyypkfcysq94wl">
+      <w:hyperlink w:history="1" r:id="rIdx_5mo-n5rcpq-zefeasfo">
         <w:r>
           <w:rPr>
             <w:rFonts w:ascii="Arial" w:cs="Arial" w:eastAsia="Arial" w:hAnsi="Arial"/>
@@ -6825,7 +6825,7 @@
         </w:numPr>
         <w:spacing w:after="60"/>
       </w:pPr>
-      <w:hyperlink w:history="1" r:id="rIdflcu1sgedb7akcax-cnxo">
+      <w:hyperlink w:history="1" r:id="rIdqlsry8d57akh7tkthtmog">
         <w:r>
           <w:rPr>
             <w:rFonts w:ascii="Arial" w:cs="Arial" w:eastAsia="Arial" w:hAnsi="Arial"/>

--- a/Presupuesto_2027_Pagina_Web_Poliforum_Leon.docx
+++ b/Presupuesto_2027_Pagina_Web_Poliforum_Leon.docx
@@ -2808,7 +2808,7 @@
             </w:tcMar>
           </w:tcPr>
           <w:p>
-            <w:hyperlink w:history="1" r:id="rIdxt4b2vxqkkqwmp_ng_hry">
+            <w:hyperlink w:history="1" r:id="rIdubpmg7mzzi82qyj5hfu2w">
               <w:r>
                 <w:rPr>
                   <w:rFonts w:ascii="Arial" w:cs="Arial" w:eastAsia="Arial" w:hAnsi="Arial"/>
@@ -2951,7 +2951,7 @@
             </w:tcMar>
           </w:tcPr>
           <w:p>
-            <w:hyperlink w:history="1" r:id="rIde1tbfdz7sjwekabhzzxol">
+            <w:hyperlink w:history="1" r:id="rIdmocmvn6qveejru1h-c5ws">
               <w:r>
                 <w:rPr>
                   <w:rFonts w:ascii="Arial" w:cs="Arial" w:eastAsia="Arial" w:hAnsi="Arial"/>
@@ -3094,7 +3094,7 @@
             </w:tcMar>
           </w:tcPr>
           <w:p>
-            <w:hyperlink w:history="1" r:id="rId3cu77x9vzvdyjdiojxjyf">
+            <w:hyperlink w:history="1" r:id="rIdpw_ruw4831mz5ou7zzlim">
               <w:r>
                 <w:rPr>
                   <w:rFonts w:ascii="Arial" w:cs="Arial" w:eastAsia="Arial" w:hAnsi="Arial"/>
@@ -6649,7 +6649,7 @@
         </w:numPr>
         <w:spacing w:after="60"/>
       </w:pPr>
-      <w:hyperlink w:history="1" r:id="rIdvgvpqfgdtbwd-zlipajpd">
+      <w:hyperlink w:history="1" r:id="rIdj6-6xhkvdvukqv1r3t1vn">
         <w:r>
           <w:rPr>
             <w:rFonts w:ascii="Arial" w:cs="Arial" w:eastAsia="Arial" w:hAnsi="Arial"/>
@@ -6671,7 +6671,7 @@
         </w:numPr>
         <w:spacing w:after="60"/>
       </w:pPr>
-      <w:hyperlink w:history="1" r:id="rId0mbjo1m8uocb8mnnkp48i">
+      <w:hyperlink w:history="1" r:id="rIdfxobsrlbjg42_lxtr9uti">
         <w:r>
           <w:rPr>
             <w:rFonts w:ascii="Arial" w:cs="Arial" w:eastAsia="Arial" w:hAnsi="Arial"/>
@@ -6693,7 +6693,7 @@
         </w:numPr>
         <w:spacing w:after="60"/>
       </w:pPr>
-      <w:hyperlink w:history="1" r:id="rIdbrepifgjjmkg-bg1uxe1i">
+      <w:hyperlink w:history="1" r:id="rIdttkeg3xn5lu9po8o6lv8_">
         <w:r>
           <w:rPr>
             <w:rFonts w:ascii="Arial" w:cs="Arial" w:eastAsia="Arial" w:hAnsi="Arial"/>
@@ -6715,7 +6715,7 @@
         </w:numPr>
         <w:spacing w:after="60"/>
       </w:pPr>
-      <w:hyperlink w:history="1" r:id="rIdambqjvblyafkqghirnpuc">
+      <w:hyperlink w:history="1" r:id="rIdtuseluwyssw2dxs0f03or">
         <w:r>
           <w:rPr>
             <w:rFonts w:ascii="Arial" w:cs="Arial" w:eastAsia="Arial" w:hAnsi="Arial"/>
@@ -6737,7 +6737,7 @@
         </w:numPr>
         <w:spacing w:after="60"/>
       </w:pPr>
-      <w:hyperlink w:history="1" r:id="rIdbdhq6kpmfsbpjpwj98zux">
+      <w:hyperlink w:history="1" r:id="rIdp5sq8hwy9rcorgplm199f">
         <w:r>
           <w:rPr>
             <w:rFonts w:ascii="Arial" w:cs="Arial" w:eastAsia="Arial" w:hAnsi="Arial"/>
@@ -6759,7 +6759,7 @@
         </w:numPr>
         <w:spacing w:after="60"/>
       </w:pPr>
-      <w:hyperlink w:history="1" r:id="rIdpwzoa5lq2edvegpwyhnfz">
+      <w:hyperlink w:history="1" r:id="rIdlqdqj0yqzpdtrw0p_ef0x">
         <w:r>
           <w:rPr>
             <w:rFonts w:ascii="Arial" w:cs="Arial" w:eastAsia="Arial" w:hAnsi="Arial"/>
@@ -6781,7 +6781,7 @@
         </w:numPr>
         <w:spacing w:after="60"/>
       </w:pPr>
-      <w:hyperlink w:history="1" r:id="rIdi60n1uwux7befykxdqz2j">
+      <w:hyperlink w:history="1" r:id="rIdfu07wqthr35wjhioth3oc">
         <w:r>
           <w:rPr>
             <w:rFonts w:ascii="Arial" w:cs="Arial" w:eastAsia="Arial" w:hAnsi="Arial"/>
@@ -6803,7 +6803,7 @@
         </w:numPr>
         <w:spacing w:after="60"/>
       </w:pPr>
-      <w:hyperlink w:history="1" r:id="rIdx_5mo-n5rcpq-zefeasfo">
+      <w:hyperlink w:history="1" r:id="rIdtnmx6b2rfqbb72d1ssbet">
         <w:r>
           <w:rPr>
             <w:rFonts w:ascii="Arial" w:cs="Arial" w:eastAsia="Arial" w:hAnsi="Arial"/>
@@ -6825,7 +6825,7 @@
         </w:numPr>
         <w:spacing w:after="60"/>
       </w:pPr>
-      <w:hyperlink w:history="1" r:id="rIdqlsry8d57akh7tkthtmog">
+      <w:hyperlink w:history="1" r:id="rIdtf0c7ijpfhh2relifpiv7">
         <w:r>
           <w:rPr>
             <w:rFonts w:ascii="Arial" w:cs="Arial" w:eastAsia="Arial" w:hAnsi="Arial"/>
